--- a/lessons/2-10/downloads/reveal/teacher/2.10-homework-packet.docx
+++ b/lessons/2-10/downloads/reveal/teacher/2.10-homework-packet.docx
@@ -15,7 +15,7 @@
         <w:rPr>
           <w:rFonts w:ascii="Avenir Next" w:hAnsi="Avenir Next" w:cs="Avenir Next" w:eastAsia="Avenir Next"/>
           <w:color w:val="1A1A1A"/>
-          <w:sz w:val="20"/>
+          <w:sz w:val="22"/>
           <w:szCs w:val="20"/>
         </w:rPr>
         <w:t xml:space="preserve">Name</w:t>
@@ -33,7 +33,7 @@
         <w:rPr>
           <w:rFonts w:ascii="Avenir Next" w:hAnsi="Avenir Next" w:cs="Avenir Next" w:eastAsia="Avenir Next"/>
           <w:color w:val="1A1A1A"/>
-          <w:sz w:val="20"/>
+          <w:sz w:val="22"/>
           <w:szCs w:val="20"/>
         </w:rPr>
         <w:t xml:space="preserve">   Date</w:t>
@@ -51,7 +51,7 @@
         <w:rPr>
           <w:rFonts w:ascii="Avenir Next" w:hAnsi="Avenir Next" w:cs="Avenir Next" w:eastAsia="Avenir Next"/>
           <w:color w:val="1A1A1A"/>
-          <w:sz w:val="20"/>
+          <w:sz w:val="22"/>
           <w:szCs w:val="20"/>
         </w:rPr>
         <w:t xml:space="preserve">   Period</w:t>
@@ -78,7 +78,7 @@
           <w:caps/>
           <w:color w:val="003A70"/>
           <w:spacing w:val="12"/>
-          <w:sz w:val="19"/>
+          <w:sz w:val="22"/>
           <w:szCs w:val="19"/>
         </w:rPr>
         <w:t xml:space="preserve">Lesson 2-10  ·  Homework Packet  ·  Sheet 1 of 2</w:t>
@@ -86,6 +86,7 @@
     </w:p>
     <w:p>
       <w:pPr>
+        <w:pStyle w:val="Heading1"/>
         <w:keepNext/>
         <w:spacing w:before="0" w:after="0" w:line="240" w:lineRule="auto"/>
       </w:pPr>
@@ -111,7 +112,7 @@
         <w:rPr>
           <w:rFonts w:ascii="Avenir Next" w:hAnsi="Avenir Next" w:cs="Avenir Next" w:eastAsia="Avenir Next"/>
           <w:color w:val="5A5F66"/>
-          <w:sz w:val="17"/>
+          <w:sz w:val="22"/>
           <w:szCs w:val="17"/>
         </w:rPr>
         <w:t xml:space="preserve">Maryland Standard 6.SP.B.5d   ·   Learning target — I can choose the mean or the median to describe a data set based on its shape.</w:t>
@@ -158,6 +159,7 @@
           </w:tcPr>
           <w:p>
             <w:pPr>
+              <w:pStyle w:val="Heading2"/>
               <w:spacing w:before="0" w:after="0" w:line="240" w:lineRule="auto"/>
             </w:pPr>
             <w:r>
@@ -185,54 +187,54 @@
                 <w:rFonts w:ascii="Avenir Next" w:hAnsi="Avenir Next" w:cs="Avenir Next" w:eastAsia="Avenir Next"/>
                 <w:b/>
                 <w:color w:val="003A70"/>
+                <w:sz w:val="22"/>
+                <w:szCs w:val="18"/>
+              </w:rPr>
+              <w:t xml:space="preserve">•</w:t>
+            </w:r>
+            <w:r>
+              <w:rPr>
+                <w:rFonts w:ascii="Avenir Next" w:hAnsi="Avenir Next" w:cs="Avenir Next" w:eastAsia="Avenir Next"/>
+                <w:color w:val="1A1A1A"/>
                 <w:sz w:val="18"/>
                 <w:szCs w:val="18"/>
               </w:rPr>
-              <w:t xml:space="preserve">•</w:t>
-            </w:r>
-            <w:r>
-              <w:rPr>
-                <w:rFonts w:ascii="Avenir Next" w:hAnsi="Avenir Next" w:cs="Avenir Next" w:eastAsia="Avenir Next"/>
-                <w:color w:val="1A1A1A"/>
-                <w:sz w:val="18"/>
+              <w:tab/>
+            </w:r>
+            <w:r>
+              <w:rPr>
+                <w:rFonts w:ascii="Avenir Next" w:hAnsi="Avenir Next" w:cs="Avenir Next" w:eastAsia="Avenir Next"/>
+                <w:b/>
+                <w:color w:val="1A1A1A"/>
+                <w:sz w:val="22"/>
                 <w:szCs w:val="18"/>
               </w:rPr>
-              <w:tab/>
-            </w:r>
-            <w:r>
-              <w:rPr>
-                <w:rFonts w:ascii="Avenir Next" w:hAnsi="Avenir Next" w:cs="Avenir Next" w:eastAsia="Avenir Next"/>
-                <w:b/>
-                <w:color w:val="1A1A1A"/>
-                <w:sz w:val="18"/>
+              <w:t xml:space="preserve">Symmetric</w:t>
+            </w:r>
+            <w:r>
+              <w:rPr>
+                <w:rFonts w:ascii="Avenir Next" w:hAnsi="Avenir Next" w:cs="Avenir Next" w:eastAsia="Avenir Next"/>
+                <w:color w:val="1A1A1A"/>
+                <w:sz w:val="22"/>
                 <w:szCs w:val="18"/>
               </w:rPr>
-              <w:t xml:space="preserve">Symmetric</w:t>
-            </w:r>
-            <w:r>
-              <w:rPr>
-                <w:rFonts w:ascii="Avenir Next" w:hAnsi="Avenir Next" w:cs="Avenir Next" w:eastAsia="Avenir Next"/>
-                <w:color w:val="1A1A1A"/>
-                <w:sz w:val="18"/>
+              <w:t xml:space="preserve"> data with no outliers: the mean and median are close. Use the </w:t>
+            </w:r>
+            <w:r>
+              <w:rPr>
+                <w:rFonts w:ascii="Avenir Next" w:hAnsi="Avenir Next" w:cs="Avenir Next" w:eastAsia="Avenir Next"/>
+                <w:b/>
+                <w:color w:val="1A1A1A"/>
+                <w:sz w:val="22"/>
                 <w:szCs w:val="18"/>
               </w:rPr>
-              <w:t xml:space="preserve"> data with no outliers: the mean and median are close. Use the </w:t>
-            </w:r>
-            <w:r>
-              <w:rPr>
-                <w:rFonts w:ascii="Avenir Next" w:hAnsi="Avenir Next" w:cs="Avenir Next" w:eastAsia="Avenir Next"/>
-                <w:b/>
-                <w:color w:val="1A1A1A"/>
-                <w:sz w:val="18"/>
-                <w:szCs w:val="18"/>
-              </w:rPr>
               <w:t xml:space="preserve">mean</w:t>
             </w:r>
             <w:r>
               <w:rPr>
                 <w:rFonts w:ascii="Avenir Next" w:hAnsi="Avenir Next" w:cs="Avenir Next" w:eastAsia="Avenir Next"/>
                 <w:color w:val="1A1A1A"/>
-                <w:sz w:val="18"/>
+                <w:sz w:val="22"/>
                 <w:szCs w:val="18"/>
               </w:rPr>
               <w:t xml:space="preserve">.</w:t>
@@ -251,73 +253,73 @@
                 <w:rFonts w:ascii="Avenir Next" w:hAnsi="Avenir Next" w:cs="Avenir Next" w:eastAsia="Avenir Next"/>
                 <w:b/>
                 <w:color w:val="003A70"/>
+                <w:sz w:val="22"/>
+                <w:szCs w:val="18"/>
+              </w:rPr>
+              <w:t xml:space="preserve">•</w:t>
+            </w:r>
+            <w:r>
+              <w:rPr>
+                <w:rFonts w:ascii="Avenir Next" w:hAnsi="Avenir Next" w:cs="Avenir Next" w:eastAsia="Avenir Next"/>
+                <w:color w:val="1A1A1A"/>
                 <w:sz w:val="18"/>
                 <w:szCs w:val="18"/>
               </w:rPr>
-              <w:t xml:space="preserve">•</w:t>
-            </w:r>
-            <w:r>
-              <w:rPr>
-                <w:rFonts w:ascii="Avenir Next" w:hAnsi="Avenir Next" w:cs="Avenir Next" w:eastAsia="Avenir Next"/>
-                <w:color w:val="1A1A1A"/>
-                <w:sz w:val="18"/>
+              <w:tab/>
+            </w:r>
+            <w:r>
+              <w:rPr>
+                <w:rFonts w:ascii="Avenir Next" w:hAnsi="Avenir Next" w:cs="Avenir Next" w:eastAsia="Avenir Next"/>
+                <w:b/>
+                <w:color w:val="1A1A1A"/>
+                <w:sz w:val="22"/>
                 <w:szCs w:val="18"/>
               </w:rPr>
-              <w:tab/>
-            </w:r>
-            <w:r>
-              <w:rPr>
-                <w:rFonts w:ascii="Avenir Next" w:hAnsi="Avenir Next" w:cs="Avenir Next" w:eastAsia="Avenir Next"/>
-                <w:b/>
-                <w:color w:val="1A1A1A"/>
-                <w:sz w:val="18"/>
+              <w:t xml:space="preserve">Skewed</w:t>
+            </w:r>
+            <w:r>
+              <w:rPr>
+                <w:rFonts w:ascii="Avenir Next" w:hAnsi="Avenir Next" w:cs="Avenir Next" w:eastAsia="Avenir Next"/>
+                <w:color w:val="1A1A1A"/>
+                <w:sz w:val="22"/>
                 <w:szCs w:val="18"/>
               </w:rPr>
-              <w:t xml:space="preserve">Skewed</w:t>
-            </w:r>
-            <w:r>
-              <w:rPr>
-                <w:rFonts w:ascii="Avenir Next" w:hAnsi="Avenir Next" w:cs="Avenir Next" w:eastAsia="Avenir Next"/>
-                <w:color w:val="1A1A1A"/>
-                <w:sz w:val="18"/>
+              <w:t xml:space="preserve"> data or data with an </w:t>
+            </w:r>
+            <w:r>
+              <w:rPr>
+                <w:rFonts w:ascii="Avenir Next" w:hAnsi="Avenir Next" w:cs="Avenir Next" w:eastAsia="Avenir Next"/>
+                <w:b/>
+                <w:color w:val="1A1A1A"/>
+                <w:sz w:val="22"/>
                 <w:szCs w:val="18"/>
               </w:rPr>
-              <w:t xml:space="preserve"> data or data with an </w:t>
-            </w:r>
-            <w:r>
-              <w:rPr>
-                <w:rFonts w:ascii="Avenir Next" w:hAnsi="Avenir Next" w:cs="Avenir Next" w:eastAsia="Avenir Next"/>
-                <w:b/>
-                <w:color w:val="1A1A1A"/>
-                <w:sz w:val="18"/>
+              <w:t xml:space="preserve">outlier</w:t>
+            </w:r>
+            <w:r>
+              <w:rPr>
+                <w:rFonts w:ascii="Avenir Next" w:hAnsi="Avenir Next" w:cs="Avenir Next" w:eastAsia="Avenir Next"/>
+                <w:color w:val="1A1A1A"/>
+                <w:sz w:val="22"/>
                 <w:szCs w:val="18"/>
               </w:rPr>
-              <w:t xml:space="preserve">outlier</w:t>
-            </w:r>
-            <w:r>
-              <w:rPr>
-                <w:rFonts w:ascii="Avenir Next" w:hAnsi="Avenir Next" w:cs="Avenir Next" w:eastAsia="Avenir Next"/>
-                <w:color w:val="1A1A1A"/>
-                <w:sz w:val="18"/>
+              <w:t xml:space="preserve">: the mean is pulled toward the tail. Use the </w:t>
+            </w:r>
+            <w:r>
+              <w:rPr>
+                <w:rFonts w:ascii="Avenir Next" w:hAnsi="Avenir Next" w:cs="Avenir Next" w:eastAsia="Avenir Next"/>
+                <w:b/>
+                <w:color w:val="1A1A1A"/>
+                <w:sz w:val="22"/>
                 <w:szCs w:val="18"/>
               </w:rPr>
-              <w:t xml:space="preserve">: the mean is pulled toward the tail. Use the </w:t>
-            </w:r>
-            <w:r>
-              <w:rPr>
-                <w:rFonts w:ascii="Avenir Next" w:hAnsi="Avenir Next" w:cs="Avenir Next" w:eastAsia="Avenir Next"/>
-                <w:b/>
-                <w:color w:val="1A1A1A"/>
-                <w:sz w:val="18"/>
-                <w:szCs w:val="18"/>
-              </w:rPr>
               <w:t xml:space="preserve">median</w:t>
             </w:r>
             <w:r>
               <w:rPr>
                 <w:rFonts w:ascii="Avenir Next" w:hAnsi="Avenir Next" w:cs="Avenir Next" w:eastAsia="Avenir Next"/>
                 <w:color w:val="1A1A1A"/>
-                <w:sz w:val="18"/>
+                <w:sz w:val="22"/>
                 <w:szCs w:val="18"/>
               </w:rPr>
               <w:t xml:space="preserve">. If the mean and median are far apart, the median is safer.</w:t>
@@ -332,6 +334,7 @@
           </w:tcPr>
           <w:p>
             <w:pPr>
+              <w:pStyle w:val="Heading2"/>
               <w:spacing w:before="0" w:after="0" w:line="240" w:lineRule="auto"/>
             </w:pPr>
             <w:r>
@@ -354,7 +357,7 @@
               <w:rPr>
                 <w:rFonts w:ascii="Avenir Next" w:hAnsi="Avenir Next" w:cs="Avenir Next" w:eastAsia="Avenir Next"/>
                 <w:color w:val="1A1A1A"/>
-                <w:sz w:val="17"/>
+                <w:sz w:val="22"/>
                 <w:szCs w:val="17"/>
               </w:rPr>
               <w:t xml:space="preserve">Eight commutes took 12, 14, 15, 15, 16, 17, 18, and 61 minutes. Which center is better?</w:t>
@@ -373,25 +376,25 @@
                 <w:rFonts w:ascii="Avenir Next" w:hAnsi="Avenir Next" w:cs="Avenir Next" w:eastAsia="Avenir Next"/>
                 <w:b/>
                 <w:color w:val="003A70"/>
+                <w:sz w:val="22"/>
+                <w:szCs w:val="17"/>
+              </w:rPr>
+              <w:t xml:space="preserve">Step 1</w:t>
+            </w:r>
+            <w:r>
+              <w:rPr>
+                <w:rFonts w:ascii="Avenir Next" w:hAnsi="Avenir Next" w:cs="Avenir Next" w:eastAsia="Avenir Next"/>
+                <w:color w:val="1A1A1A"/>
                 <w:sz w:val="17"/>
                 <w:szCs w:val="17"/>
               </w:rPr>
-              <w:t xml:space="preserve">Step 1</w:t>
-            </w:r>
-            <w:r>
-              <w:rPr>
-                <w:rFonts w:ascii="Avenir Next" w:hAnsi="Avenir Next" w:cs="Avenir Next" w:eastAsia="Avenir Next"/>
-                <w:color w:val="1A1A1A"/>
-                <w:sz w:val="17"/>
-                <w:szCs w:val="17"/>
-              </w:rPr>
               <w:tab/>
             </w:r>
             <w:r>
               <w:rPr>
                 <w:rFonts w:ascii="Avenir Next" w:hAnsi="Avenir Next" w:cs="Avenir Next" w:eastAsia="Avenir Next"/>
                 <w:color w:val="1A1A1A"/>
-                <w:sz w:val="17"/>
+                <w:sz w:val="22"/>
                 <w:szCs w:val="17"/>
               </w:rPr>
               <w:t xml:space="preserve">61 is an outlier, so the data is skewed right.</w:t>
@@ -410,25 +413,25 @@
                 <w:rFonts w:ascii="Avenir Next" w:hAnsi="Avenir Next" w:cs="Avenir Next" w:eastAsia="Avenir Next"/>
                 <w:b/>
                 <w:color w:val="003A70"/>
+                <w:sz w:val="22"/>
+                <w:szCs w:val="17"/>
+              </w:rPr>
+              <w:t xml:space="preserve">Step 2</w:t>
+            </w:r>
+            <w:r>
+              <w:rPr>
+                <w:rFonts w:ascii="Avenir Next" w:hAnsi="Avenir Next" w:cs="Avenir Next" w:eastAsia="Avenir Next"/>
+                <w:color w:val="1A1A1A"/>
                 <w:sz w:val="17"/>
                 <w:szCs w:val="17"/>
               </w:rPr>
-              <w:t xml:space="preserve">Step 2</w:t>
-            </w:r>
-            <w:r>
-              <w:rPr>
-                <w:rFonts w:ascii="Avenir Next" w:hAnsi="Avenir Next" w:cs="Avenir Next" w:eastAsia="Avenir Next"/>
-                <w:color w:val="1A1A1A"/>
-                <w:sz w:val="17"/>
-                <w:szCs w:val="17"/>
-              </w:rPr>
               <w:tab/>
             </w:r>
             <w:r>
               <w:rPr>
                 <w:rFonts w:ascii="Avenir Next" w:hAnsi="Avenir Next" w:cs="Avenir Next" w:eastAsia="Avenir Next"/>
                 <w:color w:val="1A1A1A"/>
-                <w:sz w:val="17"/>
+                <w:sz w:val="22"/>
                 <w:szCs w:val="17"/>
               </w:rPr>
               <w:t xml:space="preserve">Median: (15 + 16) ÷ 2 = 15.5. Mean: 168 ÷ 8 = 21, greater than 7 of the 8 times.</w:t>
@@ -447,18 +450,18 @@
                 <w:rFonts w:ascii="Avenir Next" w:hAnsi="Avenir Next" w:cs="Avenir Next" w:eastAsia="Avenir Next"/>
                 <w:b/>
                 <w:color w:val="1A1A1A"/>
+                <w:sz w:val="22"/>
+                <w:szCs w:val="17"/>
+              </w:rPr>
+              <w:t xml:space="preserve">Answer</w:t>
+            </w:r>
+            <w:r>
+              <w:rPr>
+                <w:rFonts w:ascii="Avenir Next" w:hAnsi="Avenir Next" w:cs="Avenir Next" w:eastAsia="Avenir Next"/>
+                <w:color w:val="1A1A1A"/>
                 <w:sz w:val="17"/>
                 <w:szCs w:val="17"/>
               </w:rPr>
-              <w:t xml:space="preserve">Answer</w:t>
-            </w:r>
-            <w:r>
-              <w:rPr>
-                <w:rFonts w:ascii="Avenir Next" w:hAnsi="Avenir Next" w:cs="Avenir Next" w:eastAsia="Avenir Next"/>
-                <w:color w:val="1A1A1A"/>
-                <w:sz w:val="17"/>
-                <w:szCs w:val="17"/>
-              </w:rPr>
               <w:tab/>
             </w:r>
             <w:r>
@@ -466,7 +469,7 @@
                 <w:rFonts w:ascii="Avenir Next" w:hAnsi="Avenir Next" w:cs="Avenir Next" w:eastAsia="Avenir Next"/>
                 <w:b/>
                 <w:color w:val="1A1A1A"/>
-                <w:sz w:val="17"/>
+                <w:sz w:val="22"/>
                 <w:szCs w:val="17"/>
               </w:rPr>
               <w:t xml:space="preserve">The median, 15.5 minutes</w:t>
@@ -477,6 +480,7 @@
     </w:tbl>
     <w:p>
       <w:pPr>
+        <w:pStyle w:val="Heading2"/>
         <w:keepNext/>
         <w:pBdr>
           <w:bottom w:val="single" w:sz="8" w:space="3" w:color="003A70"/>
@@ -492,7 +496,7 @@
           <w:b/>
           <w:color w:val="003A70"/>
           <w:spacing w:val="14"/>
-          <w:sz w:val="19"/>
+          <w:sz w:val="22"/>
           <w:szCs w:val="19"/>
         </w:rPr>
         <w:t xml:space="preserve">PRACTICE</w:t>
@@ -511,7 +515,7 @@
           <w:rFonts w:ascii="Avenir Next" w:hAnsi="Avenir Next" w:cs="Avenir Next" w:eastAsia="Avenir Next"/>
           <w:i/>
           <w:color w:val="5A5F66"/>
-          <w:sz w:val="17"/>
+          <w:sz w:val="22"/>
           <w:szCs w:val="17"/>
         </w:rPr>
         <w:t xml:space="preserve">show your work · label units</w:t>
@@ -531,7 +535,7 @@
           <w:rFonts w:ascii="Avenir Next" w:hAnsi="Avenir Next" w:cs="Avenir Next" w:eastAsia="Avenir Next"/>
           <w:b/>
           <w:color w:val="1A1A1A"/>
-          <w:sz w:val="20"/>
+          <w:sz w:val="22"/>
           <w:szCs w:val="20"/>
         </w:rPr>
         <w:t xml:space="preserve">1.</w:t>
@@ -549,7 +553,7 @@
         <w:rPr>
           <w:rFonts w:ascii="Avenir Next" w:hAnsi="Avenir Next" w:cs="Avenir Next" w:eastAsia="Avenir Next"/>
           <w:color w:val="1A1A1A"/>
-          <w:sz w:val="20"/>
+          <w:sz w:val="22"/>
           <w:szCs w:val="20"/>
         </w:rPr>
         <w:t xml:space="preserve">Write mean or median for the better measure of center.</w:t>
@@ -605,7 +609,7 @@
                 <w:rFonts w:ascii="Avenir Next" w:hAnsi="Avenir Next" w:cs="Avenir Next" w:eastAsia="Avenir Next"/>
                 <w:b/>
                 <w:color w:val="003A70"/>
-                <w:sz w:val="20"/>
+                <w:sz w:val="22"/>
                 <w:szCs w:val="20"/>
               </w:rPr>
               <w:t xml:space="preserve">a.</w:t>
@@ -623,7 +627,7 @@
               <w:rPr>
                 <w:rFonts w:ascii="Avenir Next" w:hAnsi="Avenir Next" w:cs="Avenir Next" w:eastAsia="Avenir Next"/>
                 <w:color w:val="1A1A1A"/>
-                <w:sz w:val="20"/>
+                <w:sz w:val="22"/>
                 <w:szCs w:val="20"/>
               </w:rPr>
               <w:t xml:space="preserve">40, 42, 44, 46, 48</w:t>
@@ -667,7 +671,7 @@
                 <w:rFonts w:ascii="Avenir Next" w:hAnsi="Avenir Next" w:cs="Avenir Next" w:eastAsia="Avenir Next"/>
                 <w:b/>
                 <w:color w:val="003A70"/>
-                <w:sz w:val="20"/>
+                <w:sz w:val="22"/>
                 <w:szCs w:val="20"/>
               </w:rPr>
               <w:t xml:space="preserve">b.</w:t>
@@ -685,7 +689,7 @@
               <w:rPr>
                 <w:rFonts w:ascii="Avenir Next" w:hAnsi="Avenir Next" w:cs="Avenir Next" w:eastAsia="Avenir Next"/>
                 <w:color w:val="1A1A1A"/>
-                <w:sz w:val="20"/>
+                <w:sz w:val="22"/>
                 <w:szCs w:val="20"/>
               </w:rPr>
               <w:t xml:space="preserve">3, 40, 42, 44, 46, 48</w:t>
@@ -729,7 +733,7 @@
                 <w:rFonts w:ascii="Avenir Next" w:hAnsi="Avenir Next" w:cs="Avenir Next" w:eastAsia="Avenir Next"/>
                 <w:b/>
                 <w:color w:val="003A70"/>
-                <w:sz w:val="20"/>
+                <w:sz w:val="22"/>
                 <w:szCs w:val="20"/>
               </w:rPr>
               <w:t xml:space="preserve">c.</w:t>
@@ -747,7 +751,7 @@
               <w:rPr>
                 <w:rFonts w:ascii="Avenir Next" w:hAnsi="Avenir Next" w:cs="Avenir Next" w:eastAsia="Avenir Next"/>
                 <w:color w:val="1A1A1A"/>
-                <w:sz w:val="20"/>
+                <w:sz w:val="22"/>
                 <w:szCs w:val="20"/>
               </w:rPr>
               <w:t xml:space="preserve">8, 9, 10, 11, 12, 13, 75</w:t>
@@ -833,7 +837,7 @@
                 <w:rFonts w:ascii="Avenir Next" w:hAnsi="Avenir Next" w:cs="Avenir Next" w:eastAsia="Avenir Next"/>
                 <w:b/>
                 <w:color w:val="1A1A1A"/>
-                <w:sz w:val="20"/>
+                <w:sz w:val="22"/>
                 <w:szCs w:val="20"/>
               </w:rPr>
               <w:t xml:space="preserve">2.</w:t>
@@ -852,7 +856,7 @@
                 <w:rFonts w:ascii="Avenir Next" w:hAnsi="Avenir Next" w:cs="Avenir Next" w:eastAsia="Avenir Next"/>
                 <w:b/>
                 <w:color w:val="1A1A1A"/>
-                <w:sz w:val="20"/>
+                <w:sz w:val="22"/>
                 <w:szCs w:val="20"/>
               </w:rPr>
               <w:t xml:space="preserve">Shoe Sizes.  </w:t>
@@ -861,7 +865,7 @@
               <w:rPr>
                 <w:rFonts w:ascii="Avenir Next" w:hAnsi="Avenir Next" w:cs="Avenir Next" w:eastAsia="Avenir Next"/>
                 <w:color w:val="1A1A1A"/>
-                <w:sz w:val="20"/>
+                <w:sz w:val="22"/>
                 <w:szCs w:val="20"/>
               </w:rPr>
               <w:t xml:space="preserve">The dot plot shows the shoe sizes of 9 students.</w:t>
@@ -881,7 +885,7 @@
                 <w:rFonts w:ascii="Avenir Next" w:hAnsi="Avenir Next" w:cs="Avenir Next" w:eastAsia="Avenir Next"/>
                 <w:b/>
                 <w:color w:val="003A70"/>
-                <w:sz w:val="20"/>
+                <w:sz w:val="22"/>
                 <w:szCs w:val="20"/>
               </w:rPr>
               <w:t xml:space="preserve">a.</w:t>
@@ -899,7 +903,7 @@
               <w:rPr>
                 <w:rFonts w:ascii="Avenir Next" w:hAnsi="Avenir Next" w:cs="Avenir Next" w:eastAsia="Avenir Next"/>
                 <w:color w:val="1A1A1A"/>
-                <w:sz w:val="20"/>
+                <w:sz w:val="22"/>
                 <w:szCs w:val="20"/>
               </w:rPr>
               <w:t xml:space="preserve">Shape:</w:t>
@@ -938,7 +942,7 @@
                 <w:rFonts w:ascii="Avenir Next" w:hAnsi="Avenir Next" w:cs="Avenir Next" w:eastAsia="Avenir Next"/>
                 <w:b/>
                 <w:color w:val="003A70"/>
-                <w:sz w:val="20"/>
+                <w:sz w:val="22"/>
                 <w:szCs w:val="20"/>
               </w:rPr>
               <w:t xml:space="preserve">b.</w:t>
@@ -956,7 +960,7 @@
               <w:rPr>
                 <w:rFonts w:ascii="Avenir Next" w:hAnsi="Avenir Next" w:cs="Avenir Next" w:eastAsia="Avenir Next"/>
                 <w:color w:val="1A1A1A"/>
-                <w:sz w:val="20"/>
+                <w:sz w:val="22"/>
                 <w:szCs w:val="20"/>
               </w:rPr>
               <w:t xml:space="preserve">Mean:</w:t>
@@ -995,7 +999,7 @@
                 <w:rFonts w:ascii="Avenir Next" w:hAnsi="Avenir Next" w:cs="Avenir Next" w:eastAsia="Avenir Next"/>
                 <w:b/>
                 <w:color w:val="003A70"/>
-                <w:sz w:val="20"/>
+                <w:sz w:val="22"/>
                 <w:szCs w:val="20"/>
               </w:rPr>
               <w:t xml:space="preserve">c.</w:t>
@@ -1013,7 +1017,7 @@
               <w:rPr>
                 <w:rFonts w:ascii="Avenir Next" w:hAnsi="Avenir Next" w:cs="Avenir Next" w:eastAsia="Avenir Next"/>
                 <w:color w:val="1A1A1A"/>
-                <w:sz w:val="20"/>
+                <w:sz w:val="22"/>
                 <w:szCs w:val="20"/>
               </w:rPr>
               <w:t xml:space="preserve">Median:</w:t>
@@ -1052,7 +1056,7 @@
                 <w:rFonts w:ascii="Avenir Next" w:hAnsi="Avenir Next" w:cs="Avenir Next" w:eastAsia="Avenir Next"/>
                 <w:b/>
                 <w:color w:val="003A70"/>
-                <w:sz w:val="20"/>
+                <w:sz w:val="22"/>
                 <w:szCs w:val="20"/>
               </w:rPr>
               <w:t xml:space="preserve">d.</w:t>
@@ -1070,7 +1074,7 @@
               <w:rPr>
                 <w:rFonts w:ascii="Avenir Next" w:hAnsi="Avenir Next" w:cs="Avenir Next" w:eastAsia="Avenir Next"/>
                 <w:color w:val="1A1A1A"/>
-                <w:sz w:val="20"/>
+                <w:sz w:val="22"/>
                 <w:szCs w:val="20"/>
               </w:rPr>
               <w:t xml:space="preserve">Better center:</w:t>
@@ -1113,7 +1117,7 @@
               <w:drawing>
                 <wp:inline distT="0" distB="0" distL="0" distR="0">
                   <wp:extent cx="2743200" cy="1188720"/>
-                  <wp:docPr id="1" name="Figure 1"/>
+                  <wp:docPr id="1" name="Figure 1" descr="Dot plot. Horizontal axis: Shoe Size, 4 to 10, ticks every 1. Dots by value: 5: 1; 6: 2; 7: 3; 8: 2; 9: 1"/>
                   <a:graphic xmlns:a="http://schemas.openxmlformats.org/drawingml/2006/main">
                     <a:graphicData uri="http://schemas.openxmlformats.org/drawingml/2006/picture">
                       <pic:pic xmlns:pic="http://schemas.openxmlformats.org/drawingml/2006/picture">
@@ -1204,7 +1208,7 @@
                 <w:rFonts w:ascii="Avenir Next" w:hAnsi="Avenir Next" w:cs="Avenir Next" w:eastAsia="Avenir Next"/>
                 <w:b/>
                 <w:color w:val="1A1A1A"/>
-                <w:sz w:val="20"/>
+                <w:sz w:val="22"/>
                 <w:szCs w:val="20"/>
               </w:rPr>
               <w:t xml:space="preserve">3.</w:t>
@@ -1223,7 +1227,7 @@
                 <w:rFonts w:ascii="Avenir Next" w:hAnsi="Avenir Next" w:cs="Avenir Next" w:eastAsia="Avenir Next"/>
                 <w:b/>
                 <w:color w:val="1A1A1A"/>
-                <w:sz w:val="20"/>
+                <w:sz w:val="22"/>
                 <w:szCs w:val="20"/>
               </w:rPr>
               <w:t xml:space="preserve">Used Bikes.  </w:t>
@@ -1232,7 +1236,7 @@
               <w:rPr>
                 <w:rFonts w:ascii="Avenir Next" w:hAnsi="Avenir Next" w:cs="Avenir Next" w:eastAsia="Avenir Next"/>
                 <w:color w:val="1A1A1A"/>
-                <w:sz w:val="20"/>
+                <w:sz w:val="22"/>
                 <w:szCs w:val="20"/>
               </w:rPr>
               <w:t xml:space="preserve">The histogram shows the prices of 20 used bikes.</w:t>
@@ -1252,7 +1256,7 @@
                 <w:rFonts w:ascii="Avenir Next" w:hAnsi="Avenir Next" w:cs="Avenir Next" w:eastAsia="Avenir Next"/>
                 <w:b/>
                 <w:color w:val="003A70"/>
-                <w:sz w:val="20"/>
+                <w:sz w:val="22"/>
                 <w:szCs w:val="20"/>
               </w:rPr>
               <w:t xml:space="preserve">a.</w:t>
@@ -1270,7 +1274,7 @@
               <w:rPr>
                 <w:rFonts w:ascii="Avenir Next" w:hAnsi="Avenir Next" w:cs="Avenir Next" w:eastAsia="Avenir Next"/>
                 <w:color w:val="1A1A1A"/>
-                <w:sz w:val="20"/>
+                <w:sz w:val="22"/>
                 <w:szCs w:val="20"/>
               </w:rPr>
               <w:t xml:space="preserve">Shape:</w:t>
@@ -1309,7 +1313,7 @@
                 <w:rFonts w:ascii="Avenir Next" w:hAnsi="Avenir Next" w:cs="Avenir Next" w:eastAsia="Avenir Next"/>
                 <w:b/>
                 <w:color w:val="003A70"/>
-                <w:sz w:val="20"/>
+                <w:sz w:val="22"/>
                 <w:szCs w:val="20"/>
               </w:rPr>
               <w:t xml:space="preserve">b.</w:t>
@@ -1327,7 +1331,7 @@
               <w:rPr>
                 <w:rFonts w:ascii="Avenir Next" w:hAnsi="Avenir Next" w:cs="Avenir Next" w:eastAsia="Avenir Next"/>
                 <w:color w:val="1A1A1A"/>
-                <w:sz w:val="20"/>
+                <w:sz w:val="22"/>
                 <w:szCs w:val="20"/>
               </w:rPr>
               <w:t xml:space="preserve">Greater, mean or median?</w:t>
@@ -1366,7 +1370,7 @@
                 <w:rFonts w:ascii="Avenir Next" w:hAnsi="Avenir Next" w:cs="Avenir Next" w:eastAsia="Avenir Next"/>
                 <w:b/>
                 <w:color w:val="003A70"/>
-                <w:sz w:val="20"/>
+                <w:sz w:val="22"/>
                 <w:szCs w:val="20"/>
               </w:rPr>
               <w:t xml:space="preserve">c.</w:t>
@@ -1384,7 +1388,7 @@
               <w:rPr>
                 <w:rFonts w:ascii="Avenir Next" w:hAnsi="Avenir Next" w:cs="Avenir Next" w:eastAsia="Avenir Next"/>
                 <w:color w:val="1A1A1A"/>
-                <w:sz w:val="20"/>
+                <w:sz w:val="22"/>
                 <w:szCs w:val="20"/>
               </w:rPr>
               <w:t xml:space="preserve">Better center:</w:t>
@@ -1427,7 +1431,7 @@
               <w:drawing>
                 <wp:inline distT="0" distB="0" distL="0" distR="0">
                   <wp:extent cx="2743200" cy="1554480"/>
-                  <wp:docPr id="2" name="Figure 2"/>
+                  <wp:docPr id="2" name="Figure 2" descr="Histogram. Horizontal axis: Price (dollars); vertical axis: Bikes. Bar intervals and frequencies: 0 to 50: 7; 50 to 100: 6; 100 to 150: 4; 150 to 200: 2; 200 to 250: 1."/>
                   <a:graphic xmlns:a="http://schemas.openxmlformats.org/drawingml/2006/main">
                     <a:graphicData uri="http://schemas.openxmlformats.org/drawingml/2006/picture">
                       <pic:pic xmlns:pic="http://schemas.openxmlformats.org/drawingml/2006/picture">
@@ -1479,7 +1483,7 @@
           <w:rFonts w:ascii="Avenir Next" w:hAnsi="Avenir Next" w:cs="Avenir Next" w:eastAsia="Avenir Next"/>
           <w:b/>
           <w:color w:val="1A1A1A"/>
-          <w:sz w:val="20"/>
+          <w:sz w:val="22"/>
           <w:szCs w:val="20"/>
         </w:rPr>
         <w:t xml:space="preserve">4.</w:t>
@@ -1498,7 +1502,7 @@
           <w:rFonts w:ascii="Avenir Next" w:hAnsi="Avenir Next" w:cs="Avenir Next" w:eastAsia="Avenir Next"/>
           <w:b/>
           <w:color w:val="1A1A1A"/>
-          <w:sz w:val="20"/>
+          <w:sz w:val="22"/>
           <w:szCs w:val="20"/>
         </w:rPr>
         <w:t xml:space="preserve">Allowances.  </w:t>
@@ -1507,7 +1511,7 @@
         <w:rPr>
           <w:rFonts w:ascii="Avenir Next" w:hAnsi="Avenir Next" w:cs="Avenir Next" w:eastAsia="Avenir Next"/>
           <w:color w:val="1A1A1A"/>
-          <w:sz w:val="20"/>
+          <w:sz w:val="22"/>
           <w:szCs w:val="20"/>
         </w:rPr>
         <w:t xml:space="preserve">Six friends get weekly allowances of $5, $6, $8, $8, $10, and $41.</w:t>
@@ -1563,7 +1567,7 @@
                 <w:rFonts w:ascii="Avenir Next" w:hAnsi="Avenir Next" w:cs="Avenir Next" w:eastAsia="Avenir Next"/>
                 <w:b/>
                 <w:color w:val="003A70"/>
-                <w:sz w:val="20"/>
+                <w:sz w:val="22"/>
                 <w:szCs w:val="20"/>
               </w:rPr>
               <w:t xml:space="preserve">a.</w:t>
@@ -1581,7 +1585,7 @@
               <w:rPr>
                 <w:rFonts w:ascii="Avenir Next" w:hAnsi="Avenir Next" w:cs="Avenir Next" w:eastAsia="Avenir Next"/>
                 <w:color w:val="1A1A1A"/>
-                <w:sz w:val="20"/>
+                <w:sz w:val="22"/>
                 <w:szCs w:val="20"/>
               </w:rPr>
               <w:t xml:space="preserve">Mean: $</w:t>
@@ -1625,7 +1629,7 @@
                 <w:rFonts w:ascii="Avenir Next" w:hAnsi="Avenir Next" w:cs="Avenir Next" w:eastAsia="Avenir Next"/>
                 <w:b/>
                 <w:color w:val="003A70"/>
-                <w:sz w:val="20"/>
+                <w:sz w:val="22"/>
                 <w:szCs w:val="20"/>
               </w:rPr>
               <w:t xml:space="preserve">b.</w:t>
@@ -1643,7 +1647,7 @@
               <w:rPr>
                 <w:rFonts w:ascii="Avenir Next" w:hAnsi="Avenir Next" w:cs="Avenir Next" w:eastAsia="Avenir Next"/>
                 <w:color w:val="1A1A1A"/>
-                <w:sz w:val="20"/>
+                <w:sz w:val="22"/>
                 <w:szCs w:val="20"/>
               </w:rPr>
               <w:t xml:space="preserve">Median: $</w:t>
@@ -1687,7 +1691,7 @@
                 <w:rFonts w:ascii="Avenir Next" w:hAnsi="Avenir Next" w:cs="Avenir Next" w:eastAsia="Avenir Next"/>
                 <w:b/>
                 <w:color w:val="003A70"/>
-                <w:sz w:val="20"/>
+                <w:sz w:val="22"/>
                 <w:szCs w:val="20"/>
               </w:rPr>
               <w:t xml:space="preserve">c.</w:t>
@@ -1705,7 +1709,7 @@
               <w:rPr>
                 <w:rFonts w:ascii="Avenir Next" w:hAnsi="Avenir Next" w:cs="Avenir Next" w:eastAsia="Avenir Next"/>
                 <w:color w:val="1A1A1A"/>
-                <w:sz w:val="20"/>
+                <w:sz w:val="22"/>
                 <w:szCs w:val="20"/>
               </w:rPr>
               <w:t xml:space="preserve">Better center:</w:t>
@@ -1752,7 +1756,7 @@
           <w:rFonts w:ascii="Avenir Next" w:hAnsi="Avenir Next" w:cs="Avenir Next" w:eastAsia="Avenir Next"/>
           <w:b/>
           <w:color w:val="1A1A1A"/>
-          <w:sz w:val="20"/>
+          <w:sz w:val="22"/>
           <w:szCs w:val="20"/>
         </w:rPr>
         <w:t xml:space="preserve">5.</w:t>
@@ -1771,7 +1775,7 @@
           <w:rFonts w:ascii="Avenir Next" w:hAnsi="Avenir Next" w:cs="Avenir Next" w:eastAsia="Avenir Next"/>
           <w:b/>
           <w:color w:val="1A1A1A"/>
-          <w:sz w:val="20"/>
+          <w:sz w:val="22"/>
           <w:szCs w:val="20"/>
         </w:rPr>
         <w:t xml:space="preserve">Honest Ads.  </w:t>
@@ -1780,7 +1784,7 @@
         <w:rPr>
           <w:rFonts w:ascii="Avenir Next" w:hAnsi="Avenir Next" w:cs="Avenir Next" w:eastAsia="Avenir Next"/>
           <w:color w:val="1A1A1A"/>
-          <w:sz w:val="20"/>
+          <w:sz w:val="22"/>
           <w:szCs w:val="20"/>
         </w:rPr>
         <w:t xml:space="preserve">A shop pays its 5 workers $30,000, $32,000, $34,000, $36,000, and $178,000 a year. Its ad says, “Average pay: $62,000!” Why is this misleading? What center is better?</w:t>
@@ -1901,6 +1905,7 @@
           </w:tcPr>
           <w:p>
             <w:pPr>
+              <w:pStyle w:val="Heading2"/>
               <w:spacing w:before="0" w:after="0" w:line="240" w:lineRule="auto"/>
             </w:pPr>
             <w:r>
@@ -1938,7 +1943,7 @@
               <w:rPr>
                 <w:rFonts w:ascii="Avenir Next" w:hAnsi="Avenir Next" w:cs="Avenir Next" w:eastAsia="Avenir Next"/>
                 <w:color w:val="1A1A1A"/>
-                <w:sz w:val="17"/>
+                <w:sz w:val="22"/>
                 <w:szCs w:val="17"/>
               </w:rPr>
               <w:t xml:space="preserve">  I can do this on my own</w:t>
@@ -1967,7 +1972,7 @@
               <w:rPr>
                 <w:rFonts w:ascii="Avenir Next" w:hAnsi="Avenir Next" w:cs="Avenir Next" w:eastAsia="Avenir Next"/>
                 <w:color w:val="1A1A1A"/>
-                <w:sz w:val="17"/>
+                <w:sz w:val="22"/>
                 <w:szCs w:val="17"/>
               </w:rPr>
               <w:t xml:space="preserve">  I need a little help</w:t>
@@ -1996,7 +2001,7 @@
               <w:rPr>
                 <w:rFonts w:ascii="Avenir Next" w:hAnsi="Avenir Next" w:cs="Avenir Next" w:eastAsia="Avenir Next"/>
                 <w:color w:val="1A1A1A"/>
-                <w:sz w:val="17"/>
+                <w:sz w:val="22"/>
                 <w:szCs w:val="17"/>
               </w:rPr>
               <w:t xml:space="preserve">  I have a question about #</w:t>
@@ -2034,7 +2039,7 @@
         <w:rPr>
           <w:rFonts w:ascii="Avenir Next" w:hAnsi="Avenir Next" w:cs="Avenir Next" w:eastAsia="Avenir Next"/>
           <w:color w:val="5A5F66"/>
-          <w:sz w:val="17"/>
+          <w:sz w:val="22"/>
           <w:szCs w:val="17"/>
         </w:rPr>
         <w:t xml:space="preserve">Ask someone at home: for house prices, is the mean or the median greater? Why?</w:t>
@@ -2054,7 +2059,7 @@
         <w:rPr>
           <w:rFonts w:ascii="Avenir Next" w:hAnsi="Avenir Next" w:cs="Avenir Next" w:eastAsia="Avenir Next"/>
           <w:color w:val="1A1A1A"/>
-          <w:sz w:val="20"/>
+          <w:sz w:val="22"/>
           <w:szCs w:val="20"/>
         </w:rPr>
         <w:t xml:space="preserve">Name</w:t>
@@ -2072,7 +2077,7 @@
         <w:rPr>
           <w:rFonts w:ascii="Avenir Next" w:hAnsi="Avenir Next" w:cs="Avenir Next" w:eastAsia="Avenir Next"/>
           <w:color w:val="1A1A1A"/>
-          <w:sz w:val="20"/>
+          <w:sz w:val="22"/>
           <w:szCs w:val="20"/>
         </w:rPr>
         <w:t xml:space="preserve">   Date</w:t>
@@ -2090,7 +2095,7 @@
         <w:rPr>
           <w:rFonts w:ascii="Avenir Next" w:hAnsi="Avenir Next" w:cs="Avenir Next" w:eastAsia="Avenir Next"/>
           <w:color w:val="1A1A1A"/>
-          <w:sz w:val="20"/>
+          <w:sz w:val="22"/>
           <w:szCs w:val="20"/>
         </w:rPr>
         <w:t xml:space="preserve">   Period</w:t>
@@ -2117,7 +2122,7 @@
           <w:caps/>
           <w:color w:val="003A70"/>
           <w:spacing w:val="12"/>
-          <w:sz w:val="19"/>
+          <w:sz w:val="22"/>
           <w:szCs w:val="19"/>
         </w:rPr>
         <w:t xml:space="preserve">Lesson 2-10  ·  Homework Packet  ·  Sheet 2 of 2</w:t>
@@ -2125,6 +2130,7 @@
     </w:p>
     <w:p>
       <w:pPr>
+        <w:pStyle w:val="Heading1"/>
         <w:keepNext/>
         <w:spacing w:before="0" w:after="0" w:line="240" w:lineRule="auto"/>
       </w:pPr>
@@ -2150,7 +2156,7 @@
         <w:rPr>
           <w:rFonts w:ascii="Avenir Next" w:hAnsi="Avenir Next" w:cs="Avenir Next" w:eastAsia="Avenir Next"/>
           <w:color w:val="5A5F66"/>
-          <w:sz w:val="17"/>
+          <w:sz w:val="22"/>
           <w:szCs w:val="17"/>
         </w:rPr>
         <w:t xml:space="preserve">Maryland Standard 6.SP.B.5d   ·   Learning target — I can match a measure of center and a measure of spread to the shape of a data set.</w:t>
@@ -2197,6 +2203,7 @@
           </w:tcPr>
           <w:p>
             <w:pPr>
+              <w:pStyle w:val="Heading2"/>
               <w:spacing w:before="0" w:after="0" w:line="240" w:lineRule="auto"/>
             </w:pPr>
             <w:r>
@@ -2224,63 +2231,63 @@
                 <w:rFonts w:ascii="Avenir Next" w:hAnsi="Avenir Next" w:cs="Avenir Next" w:eastAsia="Avenir Next"/>
                 <w:b/>
                 <w:color w:val="003A70"/>
+                <w:sz w:val="22"/>
+                <w:szCs w:val="18"/>
+              </w:rPr>
+              <w:t xml:space="preserve">•</w:t>
+            </w:r>
+            <w:r>
+              <w:rPr>
+                <w:rFonts w:ascii="Avenir Next" w:hAnsi="Avenir Next" w:cs="Avenir Next" w:eastAsia="Avenir Next"/>
+                <w:color w:val="1A1A1A"/>
                 <w:sz w:val="18"/>
                 <w:szCs w:val="18"/>
               </w:rPr>
-              <w:t xml:space="preserve">•</w:t>
-            </w:r>
-            <w:r>
-              <w:rPr>
-                <w:rFonts w:ascii="Avenir Next" w:hAnsi="Avenir Next" w:cs="Avenir Next" w:eastAsia="Avenir Next"/>
-                <w:color w:val="1A1A1A"/>
-                <w:sz w:val="18"/>
+              <w:tab/>
+            </w:r>
+            <w:r>
+              <w:rPr>
+                <w:rFonts w:ascii="Avenir Next" w:hAnsi="Avenir Next" w:cs="Avenir Next" w:eastAsia="Avenir Next"/>
+                <w:color w:val="1A1A1A"/>
+                <w:sz w:val="22"/>
                 <w:szCs w:val="18"/>
               </w:rPr>
-              <w:tab/>
-            </w:r>
-            <w:r>
-              <w:rPr>
-                <w:rFonts w:ascii="Avenir Next" w:hAnsi="Avenir Next" w:cs="Avenir Next" w:eastAsia="Avenir Next"/>
-                <w:color w:val="1A1A1A"/>
-                <w:sz w:val="18"/>
+              <w:t xml:space="preserve">Symmetric, no outliers: </w:t>
+            </w:r>
+            <w:r>
+              <w:rPr>
+                <w:rFonts w:ascii="Avenir Next" w:hAnsi="Avenir Next" w:cs="Avenir Next" w:eastAsia="Avenir Next"/>
+                <w:b/>
+                <w:color w:val="1A1A1A"/>
+                <w:sz w:val="22"/>
                 <w:szCs w:val="18"/>
               </w:rPr>
-              <w:t xml:space="preserve">Symmetric, no outliers: </w:t>
-            </w:r>
-            <w:r>
-              <w:rPr>
-                <w:rFonts w:ascii="Avenir Next" w:hAnsi="Avenir Next" w:cs="Avenir Next" w:eastAsia="Avenir Next"/>
-                <w:b/>
-                <w:color w:val="1A1A1A"/>
-                <w:sz w:val="18"/>
+              <w:t xml:space="preserve">mean and MAD</w:t>
+            </w:r>
+            <w:r>
+              <w:rPr>
+                <w:rFonts w:ascii="Avenir Next" w:hAnsi="Avenir Next" w:cs="Avenir Next" w:eastAsia="Avenir Next"/>
+                <w:color w:val="1A1A1A"/>
+                <w:sz w:val="22"/>
                 <w:szCs w:val="18"/>
               </w:rPr>
-              <w:t xml:space="preserve">mean and MAD</w:t>
-            </w:r>
-            <w:r>
-              <w:rPr>
-                <w:rFonts w:ascii="Avenir Next" w:hAnsi="Avenir Next" w:cs="Avenir Next" w:eastAsia="Avenir Next"/>
-                <w:color w:val="1A1A1A"/>
-                <w:sz w:val="18"/>
+              <w:t xml:space="preserve">. Skewed or outliers: </w:t>
+            </w:r>
+            <w:r>
+              <w:rPr>
+                <w:rFonts w:ascii="Avenir Next" w:hAnsi="Avenir Next" w:cs="Avenir Next" w:eastAsia="Avenir Next"/>
+                <w:b/>
+                <w:color w:val="1A1A1A"/>
+                <w:sz w:val="22"/>
                 <w:szCs w:val="18"/>
               </w:rPr>
-              <w:t xml:space="preserve">. Skewed or outliers: </w:t>
-            </w:r>
-            <w:r>
-              <w:rPr>
-                <w:rFonts w:ascii="Avenir Next" w:hAnsi="Avenir Next" w:cs="Avenir Next" w:eastAsia="Avenir Next"/>
-                <w:b/>
-                <w:color w:val="1A1A1A"/>
-                <w:sz w:val="18"/>
-                <w:szCs w:val="18"/>
-              </w:rPr>
               <w:t xml:space="preserve">median and IQR</w:t>
             </w:r>
             <w:r>
               <w:rPr>
                 <w:rFonts w:ascii="Avenir Next" w:hAnsi="Avenir Next" w:cs="Avenir Next" w:eastAsia="Avenir Next"/>
                 <w:color w:val="1A1A1A"/>
-                <w:sz w:val="18"/>
+                <w:sz w:val="22"/>
                 <w:szCs w:val="18"/>
               </w:rPr>
               <w:t xml:space="preserve">.</w:t>
@@ -2299,25 +2306,25 @@
                 <w:rFonts w:ascii="Avenir Next" w:hAnsi="Avenir Next" w:cs="Avenir Next" w:eastAsia="Avenir Next"/>
                 <w:b/>
                 <w:color w:val="003A70"/>
+                <w:sz w:val="22"/>
+                <w:szCs w:val="18"/>
+              </w:rPr>
+              <w:t xml:space="preserve">•</w:t>
+            </w:r>
+            <w:r>
+              <w:rPr>
+                <w:rFonts w:ascii="Avenir Next" w:hAnsi="Avenir Next" w:cs="Avenir Next" w:eastAsia="Avenir Next"/>
+                <w:color w:val="1A1A1A"/>
                 <w:sz w:val="18"/>
                 <w:szCs w:val="18"/>
               </w:rPr>
-              <w:t xml:space="preserve">•</w:t>
-            </w:r>
-            <w:r>
-              <w:rPr>
-                <w:rFonts w:ascii="Avenir Next" w:hAnsi="Avenir Next" w:cs="Avenir Next" w:eastAsia="Avenir Next"/>
-                <w:color w:val="1A1A1A"/>
-                <w:sz w:val="18"/>
-                <w:szCs w:val="18"/>
-              </w:rPr>
               <w:tab/>
             </w:r>
             <w:r>
               <w:rPr>
                 <w:rFonts w:ascii="Avenir Next" w:hAnsi="Avenir Next" w:cs="Avenir Next" w:eastAsia="Avenir Next"/>
                 <w:color w:val="1A1A1A"/>
-                <w:sz w:val="18"/>
+                <w:sz w:val="22"/>
                 <w:szCs w:val="18"/>
               </w:rPr>
               <w:t xml:space="preserve">Do not mix the pairs. A summary names the shape, center, and spread.</w:t>
@@ -2332,6 +2339,7 @@
           </w:tcPr>
           <w:p>
             <w:pPr>
+              <w:pStyle w:val="Heading2"/>
               <w:spacing w:before="0" w:after="0" w:line="240" w:lineRule="auto"/>
             </w:pPr>
             <w:r>
@@ -2354,7 +2362,7 @@
               <w:rPr>
                 <w:rFonts w:ascii="Avenir Next" w:hAnsi="Avenir Next" w:cs="Avenir Next" w:eastAsia="Avenir Next"/>
                 <w:color w:val="1A1A1A"/>
-                <w:sz w:val="17"/>
+                <w:sz w:val="22"/>
                 <w:szCs w:val="17"/>
               </w:rPr>
               <w:t xml:space="preserve">Seven friends sent 3, 4, 5, 6, 7, 8, and 40 texts. Summarize the data.</w:t>
@@ -2373,25 +2381,25 @@
                 <w:rFonts w:ascii="Avenir Next" w:hAnsi="Avenir Next" w:cs="Avenir Next" w:eastAsia="Avenir Next"/>
                 <w:b/>
                 <w:color w:val="003A70"/>
+                <w:sz w:val="22"/>
+                <w:szCs w:val="17"/>
+              </w:rPr>
+              <w:t xml:space="preserve">Step 1</w:t>
+            </w:r>
+            <w:r>
+              <w:rPr>
+                <w:rFonts w:ascii="Avenir Next" w:hAnsi="Avenir Next" w:cs="Avenir Next" w:eastAsia="Avenir Next"/>
+                <w:color w:val="1A1A1A"/>
                 <w:sz w:val="17"/>
                 <w:szCs w:val="17"/>
               </w:rPr>
-              <w:t xml:space="preserve">Step 1</w:t>
-            </w:r>
-            <w:r>
-              <w:rPr>
-                <w:rFonts w:ascii="Avenir Next" w:hAnsi="Avenir Next" w:cs="Avenir Next" w:eastAsia="Avenir Next"/>
-                <w:color w:val="1A1A1A"/>
-                <w:sz w:val="17"/>
-                <w:szCs w:val="17"/>
-              </w:rPr>
               <w:tab/>
             </w:r>
             <w:r>
               <w:rPr>
                 <w:rFonts w:ascii="Avenir Next" w:hAnsi="Avenir Next" w:cs="Avenir Next" w:eastAsia="Avenir Next"/>
                 <w:color w:val="1A1A1A"/>
-                <w:sz w:val="17"/>
+                <w:sz w:val="22"/>
                 <w:szCs w:val="17"/>
               </w:rPr>
               <w:t xml:space="preserve">40 is an outlier: use the median and IQR.</w:t>
@@ -2410,25 +2418,25 @@
                 <w:rFonts w:ascii="Avenir Next" w:hAnsi="Avenir Next" w:cs="Avenir Next" w:eastAsia="Avenir Next"/>
                 <w:b/>
                 <w:color w:val="003A70"/>
+                <w:sz w:val="22"/>
+                <w:szCs w:val="17"/>
+              </w:rPr>
+              <w:t xml:space="preserve">Step 2</w:t>
+            </w:r>
+            <w:r>
+              <w:rPr>
+                <w:rFonts w:ascii="Avenir Next" w:hAnsi="Avenir Next" w:cs="Avenir Next" w:eastAsia="Avenir Next"/>
+                <w:color w:val="1A1A1A"/>
                 <w:sz w:val="17"/>
                 <w:szCs w:val="17"/>
               </w:rPr>
-              <w:t xml:space="preserve">Step 2</w:t>
-            </w:r>
-            <w:r>
-              <w:rPr>
-                <w:rFonts w:ascii="Avenir Next" w:hAnsi="Avenir Next" w:cs="Avenir Next" w:eastAsia="Avenir Next"/>
-                <w:color w:val="1A1A1A"/>
-                <w:sz w:val="17"/>
-                <w:szCs w:val="17"/>
-              </w:rPr>
               <w:tab/>
             </w:r>
             <w:r>
               <w:rPr>
                 <w:rFonts w:ascii="Avenir Next" w:hAnsi="Avenir Next" w:cs="Avenir Next" w:eastAsia="Avenir Next"/>
                 <w:color w:val="1A1A1A"/>
-                <w:sz w:val="17"/>
+                <w:sz w:val="22"/>
                 <w:szCs w:val="17"/>
               </w:rPr>
               <w:t xml:space="preserve">Median = 6. Q1 = 4, Q3 = 8, IQR = 4</w:t>
@@ -2447,18 +2455,18 @@
                 <w:rFonts w:ascii="Avenir Next" w:hAnsi="Avenir Next" w:cs="Avenir Next" w:eastAsia="Avenir Next"/>
                 <w:b/>
                 <w:color w:val="1A1A1A"/>
+                <w:sz w:val="22"/>
+                <w:szCs w:val="17"/>
+              </w:rPr>
+              <w:t xml:space="preserve">Answer</w:t>
+            </w:r>
+            <w:r>
+              <w:rPr>
+                <w:rFonts w:ascii="Avenir Next" w:hAnsi="Avenir Next" w:cs="Avenir Next" w:eastAsia="Avenir Next"/>
+                <w:color w:val="1A1A1A"/>
                 <w:sz w:val="17"/>
                 <w:szCs w:val="17"/>
               </w:rPr>
-              <w:t xml:space="preserve">Answer</w:t>
-            </w:r>
-            <w:r>
-              <w:rPr>
-                <w:rFonts w:ascii="Avenir Next" w:hAnsi="Avenir Next" w:cs="Avenir Next" w:eastAsia="Avenir Next"/>
-                <w:color w:val="1A1A1A"/>
-                <w:sz w:val="17"/>
-                <w:szCs w:val="17"/>
-              </w:rPr>
               <w:tab/>
             </w:r>
             <w:r>
@@ -2466,7 +2474,7 @@
                 <w:rFonts w:ascii="Avenir Next" w:hAnsi="Avenir Next" w:cs="Avenir Next" w:eastAsia="Avenir Next"/>
                 <w:b/>
                 <w:color w:val="1A1A1A"/>
-                <w:sz w:val="17"/>
+                <w:sz w:val="22"/>
                 <w:szCs w:val="17"/>
               </w:rPr>
               <w:t xml:space="preserve">Median 6 texts, IQR 4 texts</w:t>
@@ -2477,6 +2485,7 @@
     </w:tbl>
     <w:p>
       <w:pPr>
+        <w:pStyle w:val="Heading2"/>
         <w:keepNext/>
         <w:pBdr>
           <w:bottom w:val="single" w:sz="8" w:space="3" w:color="003A70"/>
@@ -2492,7 +2501,7 @@
           <w:b/>
           <w:color w:val="003A70"/>
           <w:spacing w:val="14"/>
-          <w:sz w:val="19"/>
+          <w:sz w:val="22"/>
           <w:szCs w:val="19"/>
         </w:rPr>
         <w:t xml:space="preserve">PRACTICE</w:t>
@@ -2511,7 +2520,7 @@
           <w:rFonts w:ascii="Avenir Next" w:hAnsi="Avenir Next" w:cs="Avenir Next" w:eastAsia="Avenir Next"/>
           <w:i/>
           <w:color w:val="5A5F66"/>
-          <w:sz w:val="17"/>
+          <w:sz w:val="22"/>
           <w:szCs w:val="17"/>
         </w:rPr>
         <w:t xml:space="preserve">show your work · label units</w:t>
@@ -2531,7 +2540,7 @@
           <w:rFonts w:ascii="Avenir Next" w:hAnsi="Avenir Next" w:cs="Avenir Next" w:eastAsia="Avenir Next"/>
           <w:b/>
           <w:color w:val="1A1A1A"/>
-          <w:sz w:val="20"/>
+          <w:sz w:val="22"/>
           <w:szCs w:val="20"/>
         </w:rPr>
         <w:t xml:space="preserve">1.</w:t>
@@ -2549,7 +2558,7 @@
         <w:rPr>
           <w:rFonts w:ascii="Avenir Next" w:hAnsi="Avenir Next" w:cs="Avenir Next" w:eastAsia="Avenir Next"/>
           <w:color w:val="1A1A1A"/>
-          <w:sz w:val="20"/>
+          <w:sz w:val="22"/>
           <w:szCs w:val="20"/>
         </w:rPr>
         <w:t xml:space="preserve">Write the pair you would report: mean and MAD, or median and IQR.</w:t>
@@ -2604,7 +2613,7 @@
                 <w:rFonts w:ascii="Avenir Next" w:hAnsi="Avenir Next" w:cs="Avenir Next" w:eastAsia="Avenir Next"/>
                 <w:b/>
                 <w:color w:val="003A70"/>
-                <w:sz w:val="20"/>
+                <w:sz w:val="22"/>
                 <w:szCs w:val="20"/>
               </w:rPr>
               <w:t xml:space="preserve">a.</w:t>
@@ -2622,7 +2631,7 @@
               <w:rPr>
                 <w:rFonts w:ascii="Avenir Next" w:hAnsi="Avenir Next" w:cs="Avenir Next" w:eastAsia="Avenir Next"/>
                 <w:color w:val="1A1A1A"/>
-                <w:sz w:val="20"/>
+                <w:sz w:val="22"/>
                 <w:szCs w:val="20"/>
               </w:rPr>
               <w:t xml:space="preserve">15, 16, 17, 18, 19</w:t>
@@ -2666,7 +2675,7 @@
                 <w:rFonts w:ascii="Avenir Next" w:hAnsi="Avenir Next" w:cs="Avenir Next" w:eastAsia="Avenir Next"/>
                 <w:b/>
                 <w:color w:val="003A70"/>
-                <w:sz w:val="20"/>
+                <w:sz w:val="22"/>
                 <w:szCs w:val="20"/>
               </w:rPr>
               <w:t xml:space="preserve">b.</w:t>
@@ -2684,7 +2693,7 @@
               <w:rPr>
                 <w:rFonts w:ascii="Avenir Next" w:hAnsi="Avenir Next" w:cs="Avenir Next" w:eastAsia="Avenir Next"/>
                 <w:color w:val="1A1A1A"/>
-                <w:sz w:val="20"/>
+                <w:sz w:val="22"/>
                 <w:szCs w:val="20"/>
               </w:rPr>
               <w:t xml:space="preserve">15, 16, 17, 18, 19, 20, 95</w:t>
@@ -2770,7 +2779,7 @@
                 <w:rFonts w:ascii="Avenir Next" w:hAnsi="Avenir Next" w:cs="Avenir Next" w:eastAsia="Avenir Next"/>
                 <w:b/>
                 <w:color w:val="1A1A1A"/>
-                <w:sz w:val="20"/>
+                <w:sz w:val="22"/>
                 <w:szCs w:val="20"/>
               </w:rPr>
               <w:t xml:space="preserve">2.</w:t>
@@ -2789,7 +2798,7 @@
                 <w:rFonts w:ascii="Avenir Next" w:hAnsi="Avenir Next" w:cs="Avenir Next" w:eastAsia="Avenir Next"/>
                 <w:b/>
                 <w:color w:val="1A1A1A"/>
-                <w:sz w:val="20"/>
+                <w:sz w:val="22"/>
                 <w:szCs w:val="20"/>
               </w:rPr>
               <w:t xml:space="preserve">Books Read.  </w:t>
@@ -2798,7 +2807,7 @@
               <w:rPr>
                 <w:rFonts w:ascii="Avenir Next" w:hAnsi="Avenir Next" w:cs="Avenir Next" w:eastAsia="Avenir Next"/>
                 <w:color w:val="1A1A1A"/>
-                <w:sz w:val="20"/>
+                <w:sz w:val="22"/>
                 <w:szCs w:val="20"/>
               </w:rPr>
               <w:t xml:space="preserve">Books read by 8 students in a month.</w:t>
@@ -2818,7 +2827,7 @@
                 <w:rFonts w:ascii="Avenir Next" w:hAnsi="Avenir Next" w:cs="Avenir Next" w:eastAsia="Avenir Next"/>
                 <w:b/>
                 <w:color w:val="003A70"/>
-                <w:sz w:val="20"/>
+                <w:sz w:val="22"/>
                 <w:szCs w:val="20"/>
               </w:rPr>
               <w:t xml:space="preserve">a.</w:t>
@@ -2836,7 +2845,7 @@
               <w:rPr>
                 <w:rFonts w:ascii="Avenir Next" w:hAnsi="Avenir Next" w:cs="Avenir Next" w:eastAsia="Avenir Next"/>
                 <w:color w:val="1A1A1A"/>
-                <w:sz w:val="20"/>
+                <w:sz w:val="22"/>
                 <w:szCs w:val="20"/>
               </w:rPr>
               <w:t xml:space="preserve">Pair to report:</w:t>
@@ -2875,7 +2884,7 @@
                 <w:rFonts w:ascii="Avenir Next" w:hAnsi="Avenir Next" w:cs="Avenir Next" w:eastAsia="Avenir Next"/>
                 <w:b/>
                 <w:color w:val="003A70"/>
-                <w:sz w:val="20"/>
+                <w:sz w:val="22"/>
                 <w:szCs w:val="20"/>
               </w:rPr>
               <w:t xml:space="preserve">b.</w:t>
@@ -2893,7 +2902,7 @@
               <w:rPr>
                 <w:rFonts w:ascii="Avenir Next" w:hAnsi="Avenir Next" w:cs="Avenir Next" w:eastAsia="Avenir Next"/>
                 <w:color w:val="1A1A1A"/>
-                <w:sz w:val="20"/>
+                <w:sz w:val="22"/>
                 <w:szCs w:val="20"/>
               </w:rPr>
               <w:t xml:space="preserve">Center:</w:t>
@@ -2921,7 +2930,7 @@
               <w:rPr>
                 <w:rFonts w:ascii="Avenir Next" w:hAnsi="Avenir Next" w:cs="Avenir Next" w:eastAsia="Avenir Next"/>
                 <w:color w:val="1A1A1A"/>
-                <w:sz w:val="20"/>
+                <w:sz w:val="22"/>
                 <w:szCs w:val="20"/>
               </w:rPr>
               <w:t xml:space="preserve"> books</w:t>
@@ -2941,7 +2950,7 @@
                 <w:rFonts w:ascii="Avenir Next" w:hAnsi="Avenir Next" w:cs="Avenir Next" w:eastAsia="Avenir Next"/>
                 <w:b/>
                 <w:color w:val="003A70"/>
-                <w:sz w:val="20"/>
+                <w:sz w:val="22"/>
                 <w:szCs w:val="20"/>
               </w:rPr>
               <w:t xml:space="preserve">c.</w:t>
@@ -2959,7 +2968,7 @@
               <w:rPr>
                 <w:rFonts w:ascii="Avenir Next" w:hAnsi="Avenir Next" w:cs="Avenir Next" w:eastAsia="Avenir Next"/>
                 <w:color w:val="1A1A1A"/>
-                <w:sz w:val="20"/>
+                <w:sz w:val="22"/>
                 <w:szCs w:val="20"/>
               </w:rPr>
               <w:t xml:space="preserve">Spread:</w:t>
@@ -2987,7 +2996,7 @@
               <w:rPr>
                 <w:rFonts w:ascii="Avenir Next" w:hAnsi="Avenir Next" w:cs="Avenir Next" w:eastAsia="Avenir Next"/>
                 <w:color w:val="1A1A1A"/>
-                <w:sz w:val="20"/>
+                <w:sz w:val="22"/>
                 <w:szCs w:val="20"/>
               </w:rPr>
               <w:t xml:space="preserve"> books</w:t>
@@ -3011,7 +3020,7 @@
               <w:drawing>
                 <wp:inline distT="0" distB="0" distL="0" distR="0">
                   <wp:extent cx="2743200" cy="1042415"/>
-                  <wp:docPr id="3" name="Figure 3"/>
+                  <wp:docPr id="3" name="Figure 3" descr="Dot plot. Horizontal axis: Books Read, 0 to 8, ticks every 1. Dots by value: 2: 1; 3: 2; 4: 2; 5: 2; 6: 1"/>
                   <a:graphic xmlns:a="http://schemas.openxmlformats.org/drawingml/2006/main">
                     <a:graphicData uri="http://schemas.openxmlformats.org/drawingml/2006/picture">
                       <pic:pic xmlns:pic="http://schemas.openxmlformats.org/drawingml/2006/picture">
@@ -3102,7 +3111,7 @@
                 <w:rFonts w:ascii="Avenir Next" w:hAnsi="Avenir Next" w:cs="Avenir Next" w:eastAsia="Avenir Next"/>
                 <w:b/>
                 <w:color w:val="1A1A1A"/>
-                <w:sz w:val="20"/>
+                <w:sz w:val="22"/>
                 <w:szCs w:val="20"/>
               </w:rPr>
               <w:t xml:space="preserve">3.</w:t>
@@ -3121,7 +3130,7 @@
                 <w:rFonts w:ascii="Avenir Next" w:hAnsi="Avenir Next" w:cs="Avenir Next" w:eastAsia="Avenir Next"/>
                 <w:b/>
                 <w:color w:val="1A1A1A"/>
-                <w:sz w:val="20"/>
+                <w:sz w:val="22"/>
                 <w:szCs w:val="20"/>
               </w:rPr>
               <w:t xml:space="preserve">Wait Times.  </w:t>
@@ -3130,7 +3139,7 @@
               <w:rPr>
                 <w:rFonts w:ascii="Avenir Next" w:hAnsi="Avenir Next" w:cs="Avenir Next" w:eastAsia="Avenir Next"/>
                 <w:color w:val="1A1A1A"/>
-                <w:sz w:val="20"/>
+                <w:sz w:val="22"/>
                 <w:szCs w:val="20"/>
               </w:rPr>
               <w:t xml:space="preserve">Deli wait times, in minutes.</w:t>
@@ -3150,7 +3159,7 @@
                 <w:rFonts w:ascii="Avenir Next" w:hAnsi="Avenir Next" w:cs="Avenir Next" w:eastAsia="Avenir Next"/>
                 <w:b/>
                 <w:color w:val="003A70"/>
-                <w:sz w:val="20"/>
+                <w:sz w:val="22"/>
                 <w:szCs w:val="20"/>
               </w:rPr>
               <w:t xml:space="preserve">a.</w:t>
@@ -3168,7 +3177,7 @@
               <w:rPr>
                 <w:rFonts w:ascii="Avenir Next" w:hAnsi="Avenir Next" w:cs="Avenir Next" w:eastAsia="Avenir Next"/>
                 <w:color w:val="1A1A1A"/>
-                <w:sz w:val="20"/>
+                <w:sz w:val="22"/>
                 <w:szCs w:val="20"/>
               </w:rPr>
               <w:t xml:space="preserve">Shape:</w:t>
@@ -3207,7 +3216,7 @@
                 <w:rFonts w:ascii="Avenir Next" w:hAnsi="Avenir Next" w:cs="Avenir Next" w:eastAsia="Avenir Next"/>
                 <w:b/>
                 <w:color w:val="003A70"/>
-                <w:sz w:val="20"/>
+                <w:sz w:val="22"/>
                 <w:szCs w:val="20"/>
               </w:rPr>
               <w:t xml:space="preserve">b.</w:t>
@@ -3225,7 +3234,7 @@
               <w:rPr>
                 <w:rFonts w:ascii="Avenir Next" w:hAnsi="Avenir Next" w:cs="Avenir Next" w:eastAsia="Avenir Next"/>
                 <w:color w:val="1A1A1A"/>
-                <w:sz w:val="20"/>
+                <w:sz w:val="22"/>
                 <w:szCs w:val="20"/>
               </w:rPr>
               <w:t xml:space="preserve">Median:</w:t>
@@ -3253,7 +3262,7 @@
               <w:rPr>
                 <w:rFonts w:ascii="Avenir Next" w:hAnsi="Avenir Next" w:cs="Avenir Next" w:eastAsia="Avenir Next"/>
                 <w:color w:val="1A1A1A"/>
-                <w:sz w:val="20"/>
+                <w:sz w:val="22"/>
                 <w:szCs w:val="20"/>
               </w:rPr>
               <w:t xml:space="preserve"> min</w:t>
@@ -3273,7 +3282,7 @@
                 <w:rFonts w:ascii="Avenir Next" w:hAnsi="Avenir Next" w:cs="Avenir Next" w:eastAsia="Avenir Next"/>
                 <w:b/>
                 <w:color w:val="003A70"/>
-                <w:sz w:val="20"/>
+                <w:sz w:val="22"/>
                 <w:szCs w:val="20"/>
               </w:rPr>
               <w:t xml:space="preserve">c.</w:t>
@@ -3291,7 +3300,7 @@
               <w:rPr>
                 <w:rFonts w:ascii="Avenir Next" w:hAnsi="Avenir Next" w:cs="Avenir Next" w:eastAsia="Avenir Next"/>
                 <w:color w:val="1A1A1A"/>
-                <w:sz w:val="20"/>
+                <w:sz w:val="22"/>
                 <w:szCs w:val="20"/>
               </w:rPr>
               <w:t xml:space="preserve">IQR:</w:t>
@@ -3319,7 +3328,7 @@
               <w:rPr>
                 <w:rFonts w:ascii="Avenir Next" w:hAnsi="Avenir Next" w:cs="Avenir Next" w:eastAsia="Avenir Next"/>
                 <w:color w:val="1A1A1A"/>
-                <w:sz w:val="20"/>
+                <w:sz w:val="22"/>
                 <w:szCs w:val="20"/>
               </w:rPr>
               <w:t xml:space="preserve"> min</w:t>
@@ -3343,7 +3352,7 @@
               <w:drawing>
                 <wp:inline distT="0" distB="0" distL="0" distR="0">
                   <wp:extent cx="2743200" cy="900112"/>
-                  <wp:docPr id="4" name="Figure 4"/>
+                  <wp:docPr id="4" name="Figure 4" descr="Box plot. Axis: values, 10 to 40; ticks every 2. Minimum, lower quartile, median, upper quartile, maximum: 10, 12, 14, 20, 38."/>
                   <a:graphic xmlns:a="http://schemas.openxmlformats.org/drawingml/2006/main">
                     <a:graphicData uri="http://schemas.openxmlformats.org/drawingml/2006/picture">
                       <pic:pic xmlns:pic="http://schemas.openxmlformats.org/drawingml/2006/picture">
@@ -3395,7 +3404,7 @@
           <w:rFonts w:ascii="Avenir Next" w:hAnsi="Avenir Next" w:cs="Avenir Next" w:eastAsia="Avenir Next"/>
           <w:b/>
           <w:color w:val="1A1A1A"/>
-          <w:sz w:val="20"/>
+          <w:sz w:val="22"/>
           <w:szCs w:val="20"/>
         </w:rPr>
         <w:t xml:space="preserve">4.</w:t>
@@ -3414,7 +3423,7 @@
           <w:rFonts w:ascii="Avenir Next" w:hAnsi="Avenir Next" w:cs="Avenir Next" w:eastAsia="Avenir Next"/>
           <w:b/>
           <w:color w:val="1A1A1A"/>
-          <w:sz w:val="20"/>
+          <w:sz w:val="22"/>
           <w:szCs w:val="20"/>
         </w:rPr>
         <w:t xml:space="preserve">Phone Calls.  </w:t>
@@ -3423,7 +3432,7 @@
         <w:rPr>
           <w:rFonts w:ascii="Avenir Next" w:hAnsi="Avenir Next" w:cs="Avenir Next" w:eastAsia="Avenir Next"/>
           <w:color w:val="1A1A1A"/>
-          <w:sz w:val="20"/>
+          <w:sz w:val="22"/>
           <w:szCs w:val="20"/>
         </w:rPr>
         <w:t xml:space="preserve">Seven calls lasted 12, 15, 16, 18, 20, 22, and 70 minutes.</w:t>
@@ -3479,7 +3488,7 @@
                 <w:rFonts w:ascii="Avenir Next" w:hAnsi="Avenir Next" w:cs="Avenir Next" w:eastAsia="Avenir Next"/>
                 <w:b/>
                 <w:color w:val="003A70"/>
-                <w:sz w:val="20"/>
+                <w:sz w:val="22"/>
                 <w:szCs w:val="20"/>
               </w:rPr>
               <w:t xml:space="preserve">a.</w:t>
@@ -3497,7 +3506,7 @@
               <w:rPr>
                 <w:rFonts w:ascii="Avenir Next" w:hAnsi="Avenir Next" w:cs="Avenir Next" w:eastAsia="Avenir Next"/>
                 <w:color w:val="1A1A1A"/>
-                <w:sz w:val="20"/>
+                <w:sz w:val="22"/>
                 <w:szCs w:val="20"/>
               </w:rPr>
               <w:t xml:space="preserve">Pair:</w:t>
@@ -3541,7 +3550,7 @@
                 <w:rFonts w:ascii="Avenir Next" w:hAnsi="Avenir Next" w:cs="Avenir Next" w:eastAsia="Avenir Next"/>
                 <w:b/>
                 <w:color w:val="003A70"/>
-                <w:sz w:val="20"/>
+                <w:sz w:val="22"/>
                 <w:szCs w:val="20"/>
               </w:rPr>
               <w:t xml:space="preserve">b.</w:t>
@@ -3559,7 +3568,7 @@
               <w:rPr>
                 <w:rFonts w:ascii="Avenir Next" w:hAnsi="Avenir Next" w:cs="Avenir Next" w:eastAsia="Avenir Next"/>
                 <w:color w:val="1A1A1A"/>
-                <w:sz w:val="20"/>
+                <w:sz w:val="22"/>
                 <w:szCs w:val="20"/>
               </w:rPr>
               <w:t xml:space="preserve">Median:</w:t>
@@ -3587,7 +3596,7 @@
               <w:rPr>
                 <w:rFonts w:ascii="Avenir Next" w:hAnsi="Avenir Next" w:cs="Avenir Next" w:eastAsia="Avenir Next"/>
                 <w:color w:val="1A1A1A"/>
-                <w:sz w:val="20"/>
+                <w:sz w:val="22"/>
                 <w:szCs w:val="20"/>
               </w:rPr>
               <w:t xml:space="preserve"> min</w:t>
@@ -3612,7 +3621,7 @@
                 <w:rFonts w:ascii="Avenir Next" w:hAnsi="Avenir Next" w:cs="Avenir Next" w:eastAsia="Avenir Next"/>
                 <w:b/>
                 <w:color w:val="003A70"/>
-                <w:sz w:val="20"/>
+                <w:sz w:val="22"/>
                 <w:szCs w:val="20"/>
               </w:rPr>
               <w:t xml:space="preserve">c.</w:t>
@@ -3630,7 +3639,7 @@
               <w:rPr>
                 <w:rFonts w:ascii="Avenir Next" w:hAnsi="Avenir Next" w:cs="Avenir Next" w:eastAsia="Avenir Next"/>
                 <w:color w:val="1A1A1A"/>
-                <w:sz w:val="20"/>
+                <w:sz w:val="22"/>
                 <w:szCs w:val="20"/>
               </w:rPr>
               <w:t xml:space="preserve">IQR:</w:t>
@@ -3658,7 +3667,7 @@
               <w:rPr>
                 <w:rFonts w:ascii="Avenir Next" w:hAnsi="Avenir Next" w:cs="Avenir Next" w:eastAsia="Avenir Next"/>
                 <w:color w:val="1A1A1A"/>
-                <w:sz w:val="20"/>
+                <w:sz w:val="22"/>
                 <w:szCs w:val="20"/>
               </w:rPr>
               <w:t xml:space="preserve"> min</w:t>
@@ -3686,7 +3695,7 @@
           <w:rFonts w:ascii="Avenir Next" w:hAnsi="Avenir Next" w:cs="Avenir Next" w:eastAsia="Avenir Next"/>
           <w:b/>
           <w:color w:val="1A1A1A"/>
-          <w:sz w:val="20"/>
+          <w:sz w:val="22"/>
           <w:szCs w:val="20"/>
         </w:rPr>
         <w:t xml:space="preserve">5.</w:t>
@@ -3705,7 +3714,7 @@
           <w:rFonts w:ascii="Avenir Next" w:hAnsi="Avenir Next" w:cs="Avenir Next" w:eastAsia="Avenir Next"/>
           <w:b/>
           <w:color w:val="1A1A1A"/>
-          <w:sz w:val="20"/>
+          <w:sz w:val="22"/>
           <w:szCs w:val="20"/>
         </w:rPr>
         <w:t xml:space="preserve">Find the Error.  </w:t>
@@ -3714,7 +3723,7 @@
         <w:rPr>
           <w:rFonts w:ascii="Avenir Next" w:hAnsi="Avenir Next" w:cs="Avenir Next" w:eastAsia="Avenir Next"/>
           <w:color w:val="1A1A1A"/>
-          <w:sz w:val="20"/>
+          <w:sz w:val="22"/>
           <w:szCs w:val="20"/>
         </w:rPr>
         <w:t xml:space="preserve">Kenji says 2, 20, 21, 22, 23, 24, 25 is not skewed because no value is far above the rest. He reports the mean and MAD. Explain his error.</w:t>
@@ -3793,6 +3802,7 @@
     </w:p>
     <w:p>
       <w:pPr>
+        <w:pStyle w:val="Heading2"/>
         <w:keepNext/>
         <w:pBdr>
           <w:bottom w:val="single" w:sz="8" w:space="3" w:color="003A70"/>
@@ -3808,7 +3818,7 @@
           <w:b/>
           <w:color w:val="003A70"/>
           <w:spacing w:val="14"/>
-          <w:sz w:val="19"/>
+          <w:sz w:val="22"/>
           <w:szCs w:val="19"/>
         </w:rPr>
         <w:t xml:space="preserve">TEST PRACTICE</w:t>
@@ -3827,7 +3837,7 @@
           <w:rFonts w:ascii="Avenir Next" w:hAnsi="Avenir Next" w:cs="Avenir Next" w:eastAsia="Avenir Next"/>
           <w:i/>
           <w:color w:val="5A5F66"/>
-          <w:sz w:val="17"/>
+          <w:sz w:val="22"/>
           <w:szCs w:val="17"/>
         </w:rPr>
         <w:t xml:space="preserve">choose the best answer</w:t>
@@ -3847,7 +3857,7 @@
           <w:rFonts w:ascii="Avenir Next" w:hAnsi="Avenir Next" w:cs="Avenir Next" w:eastAsia="Avenir Next"/>
           <w:b/>
           <w:color w:val="1A1A1A"/>
-          <w:sz w:val="20"/>
+          <w:sz w:val="22"/>
           <w:szCs w:val="20"/>
         </w:rPr>
         <w:t xml:space="preserve">6.</w:t>
@@ -3865,7 +3875,7 @@
         <w:rPr>
           <w:rFonts w:ascii="Avenir Next" w:hAnsi="Avenir Next" w:cs="Avenir Next" w:eastAsia="Avenir Next"/>
           <w:color w:val="1A1A1A"/>
-          <w:sz w:val="20"/>
+          <w:sz w:val="22"/>
           <w:szCs w:val="20"/>
         </w:rPr>
         <w:t xml:space="preserve">Which pair best describes 21, 23, 24, 25, 26, 27, 80?</w:t>
@@ -3921,25 +3931,25 @@
                 <w:rFonts w:ascii="Avenir Next" w:hAnsi="Avenir Next" w:cs="Avenir Next" w:eastAsia="Avenir Next"/>
                 <w:b/>
                 <w:color w:val="003A70"/>
+                <w:sz w:val="22"/>
+                <w:szCs w:val="19"/>
+              </w:rPr>
+              <w:t xml:space="preserve">A</w:t>
+            </w:r>
+            <w:r>
+              <w:rPr>
+                <w:rFonts w:ascii="Avenir Next" w:hAnsi="Avenir Next" w:cs="Avenir Next" w:eastAsia="Avenir Next"/>
+                <w:color w:val="1A1A1A"/>
                 <w:sz w:val="19"/>
                 <w:szCs w:val="19"/>
               </w:rPr>
-              <w:t xml:space="preserve">A</w:t>
-            </w:r>
-            <w:r>
-              <w:rPr>
-                <w:rFonts w:ascii="Avenir Next" w:hAnsi="Avenir Next" w:cs="Avenir Next" w:eastAsia="Avenir Next"/>
-                <w:color w:val="1A1A1A"/>
-                <w:sz w:val="19"/>
-                <w:szCs w:val="19"/>
-              </w:rPr>
               <w:tab/>
             </w:r>
             <w:r>
               <w:rPr>
                 <w:rFonts w:ascii="Avenir Next" w:hAnsi="Avenir Next" w:cs="Avenir Next" w:eastAsia="Avenir Next"/>
                 <w:color w:val="1A1A1A"/>
-                <w:sz w:val="19"/>
+                <w:sz w:val="22"/>
                 <w:szCs w:val="19"/>
               </w:rPr>
               <w:t xml:space="preserve">mean and MAD</w:t>
@@ -3964,25 +3974,25 @@
                 <w:rFonts w:ascii="Avenir Next" w:hAnsi="Avenir Next" w:cs="Avenir Next" w:eastAsia="Avenir Next"/>
                 <w:b/>
                 <w:color w:val="003A70"/>
+                <w:sz w:val="22"/>
+                <w:szCs w:val="19"/>
+              </w:rPr>
+              <w:t xml:space="preserve">B</w:t>
+            </w:r>
+            <w:r>
+              <w:rPr>
+                <w:rFonts w:ascii="Avenir Next" w:hAnsi="Avenir Next" w:cs="Avenir Next" w:eastAsia="Avenir Next"/>
+                <w:color w:val="1A1A1A"/>
                 <w:sz w:val="19"/>
                 <w:szCs w:val="19"/>
               </w:rPr>
-              <w:t xml:space="preserve">B</w:t>
-            </w:r>
-            <w:r>
-              <w:rPr>
-                <w:rFonts w:ascii="Avenir Next" w:hAnsi="Avenir Next" w:cs="Avenir Next" w:eastAsia="Avenir Next"/>
-                <w:color w:val="1A1A1A"/>
-                <w:sz w:val="19"/>
-                <w:szCs w:val="19"/>
-              </w:rPr>
               <w:tab/>
             </w:r>
             <w:r>
               <w:rPr>
                 <w:rFonts w:ascii="Avenir Next" w:hAnsi="Avenir Next" w:cs="Avenir Next" w:eastAsia="Avenir Next"/>
                 <w:color w:val="1A1A1A"/>
-                <w:sz w:val="19"/>
+                <w:sz w:val="22"/>
                 <w:szCs w:val="19"/>
               </w:rPr>
               <w:t xml:space="preserve">median and IQR</w:t>
@@ -4007,25 +4017,25 @@
                 <w:rFonts w:ascii="Avenir Next" w:hAnsi="Avenir Next" w:cs="Avenir Next" w:eastAsia="Avenir Next"/>
                 <w:b/>
                 <w:color w:val="003A70"/>
+                <w:sz w:val="22"/>
+                <w:szCs w:val="19"/>
+              </w:rPr>
+              <w:t xml:space="preserve">C</w:t>
+            </w:r>
+            <w:r>
+              <w:rPr>
+                <w:rFonts w:ascii="Avenir Next" w:hAnsi="Avenir Next" w:cs="Avenir Next" w:eastAsia="Avenir Next"/>
+                <w:color w:val="1A1A1A"/>
                 <w:sz w:val="19"/>
                 <w:szCs w:val="19"/>
               </w:rPr>
-              <w:t xml:space="preserve">C</w:t>
-            </w:r>
-            <w:r>
-              <w:rPr>
-                <w:rFonts w:ascii="Avenir Next" w:hAnsi="Avenir Next" w:cs="Avenir Next" w:eastAsia="Avenir Next"/>
-                <w:color w:val="1A1A1A"/>
-                <w:sz w:val="19"/>
-                <w:szCs w:val="19"/>
-              </w:rPr>
               <w:tab/>
             </w:r>
             <w:r>
               <w:rPr>
                 <w:rFonts w:ascii="Avenir Next" w:hAnsi="Avenir Next" w:cs="Avenir Next" w:eastAsia="Avenir Next"/>
                 <w:color w:val="1A1A1A"/>
-                <w:sz w:val="19"/>
+                <w:sz w:val="22"/>
                 <w:szCs w:val="19"/>
               </w:rPr>
               <w:t xml:space="preserve">mean and IQR</w:t>
@@ -4050,25 +4060,25 @@
                 <w:rFonts w:ascii="Avenir Next" w:hAnsi="Avenir Next" w:cs="Avenir Next" w:eastAsia="Avenir Next"/>
                 <w:b/>
                 <w:color w:val="003A70"/>
+                <w:sz w:val="22"/>
+                <w:szCs w:val="19"/>
+              </w:rPr>
+              <w:t xml:space="preserve">D</w:t>
+            </w:r>
+            <w:r>
+              <w:rPr>
+                <w:rFonts w:ascii="Avenir Next" w:hAnsi="Avenir Next" w:cs="Avenir Next" w:eastAsia="Avenir Next"/>
+                <w:color w:val="1A1A1A"/>
                 <w:sz w:val="19"/>
                 <w:szCs w:val="19"/>
               </w:rPr>
-              <w:t xml:space="preserve">D</w:t>
-            </w:r>
-            <w:r>
-              <w:rPr>
-                <w:rFonts w:ascii="Avenir Next" w:hAnsi="Avenir Next" w:cs="Avenir Next" w:eastAsia="Avenir Next"/>
-                <w:color w:val="1A1A1A"/>
-                <w:sz w:val="19"/>
-                <w:szCs w:val="19"/>
-              </w:rPr>
               <w:tab/>
             </w:r>
             <w:r>
               <w:rPr>
                 <w:rFonts w:ascii="Avenir Next" w:hAnsi="Avenir Next" w:cs="Avenir Next" w:eastAsia="Avenir Next"/>
                 <w:color w:val="1A1A1A"/>
-                <w:sz w:val="19"/>
+                <w:sz w:val="22"/>
                 <w:szCs w:val="19"/>
               </w:rPr>
               <w:t xml:space="preserve">median and MAD</w:t>
@@ -4096,7 +4106,7 @@
           <w:rFonts w:ascii="Avenir Next" w:hAnsi="Avenir Next" w:cs="Avenir Next" w:eastAsia="Avenir Next"/>
           <w:b/>
           <w:color w:val="1A1A1A"/>
-          <w:sz w:val="20"/>
+          <w:sz w:val="22"/>
           <w:szCs w:val="20"/>
         </w:rPr>
         <w:t xml:space="preserve">7.</w:t>
@@ -4114,7 +4124,7 @@
         <w:rPr>
           <w:rFonts w:ascii="Avenir Next" w:hAnsi="Avenir Next" w:cs="Avenir Next" w:eastAsia="Avenir Next"/>
           <w:color w:val="1A1A1A"/>
-          <w:sz w:val="20"/>
+          <w:sz w:val="22"/>
           <w:szCs w:val="20"/>
         </w:rPr>
         <w:t xml:space="preserve">A histogram is tall in the middle, with short, equal bars on both ends. Which pair should you report?</w:t>
@@ -4170,25 +4180,25 @@
                 <w:rFonts w:ascii="Avenir Next" w:hAnsi="Avenir Next" w:cs="Avenir Next" w:eastAsia="Avenir Next"/>
                 <w:b/>
                 <w:color w:val="003A70"/>
+                <w:sz w:val="22"/>
+                <w:szCs w:val="19"/>
+              </w:rPr>
+              <w:t xml:space="preserve">A</w:t>
+            </w:r>
+            <w:r>
+              <w:rPr>
+                <w:rFonts w:ascii="Avenir Next" w:hAnsi="Avenir Next" w:cs="Avenir Next" w:eastAsia="Avenir Next"/>
+                <w:color w:val="1A1A1A"/>
                 <w:sz w:val="19"/>
                 <w:szCs w:val="19"/>
               </w:rPr>
-              <w:t xml:space="preserve">A</w:t>
-            </w:r>
-            <w:r>
-              <w:rPr>
-                <w:rFonts w:ascii="Avenir Next" w:hAnsi="Avenir Next" w:cs="Avenir Next" w:eastAsia="Avenir Next"/>
-                <w:color w:val="1A1A1A"/>
-                <w:sz w:val="19"/>
-                <w:szCs w:val="19"/>
-              </w:rPr>
               <w:tab/>
             </w:r>
             <w:r>
               <w:rPr>
                 <w:rFonts w:ascii="Avenir Next" w:hAnsi="Avenir Next" w:cs="Avenir Next" w:eastAsia="Avenir Next"/>
                 <w:color w:val="1A1A1A"/>
-                <w:sz w:val="19"/>
+                <w:sz w:val="22"/>
                 <w:szCs w:val="19"/>
               </w:rPr>
               <w:t xml:space="preserve">mean and MAD</w:t>
@@ -4213,25 +4223,25 @@
                 <w:rFonts w:ascii="Avenir Next" w:hAnsi="Avenir Next" w:cs="Avenir Next" w:eastAsia="Avenir Next"/>
                 <w:b/>
                 <w:color w:val="003A70"/>
+                <w:sz w:val="22"/>
+                <w:szCs w:val="19"/>
+              </w:rPr>
+              <w:t xml:space="preserve">B</w:t>
+            </w:r>
+            <w:r>
+              <w:rPr>
+                <w:rFonts w:ascii="Avenir Next" w:hAnsi="Avenir Next" w:cs="Avenir Next" w:eastAsia="Avenir Next"/>
+                <w:color w:val="1A1A1A"/>
                 <w:sz w:val="19"/>
                 <w:szCs w:val="19"/>
               </w:rPr>
-              <w:t xml:space="preserve">B</w:t>
-            </w:r>
-            <w:r>
-              <w:rPr>
-                <w:rFonts w:ascii="Avenir Next" w:hAnsi="Avenir Next" w:cs="Avenir Next" w:eastAsia="Avenir Next"/>
-                <w:color w:val="1A1A1A"/>
-                <w:sz w:val="19"/>
-                <w:szCs w:val="19"/>
-              </w:rPr>
               <w:tab/>
             </w:r>
             <w:r>
               <w:rPr>
                 <w:rFonts w:ascii="Avenir Next" w:hAnsi="Avenir Next" w:cs="Avenir Next" w:eastAsia="Avenir Next"/>
                 <w:color w:val="1A1A1A"/>
-                <w:sz w:val="19"/>
+                <w:sz w:val="22"/>
                 <w:szCs w:val="19"/>
               </w:rPr>
               <w:t xml:space="preserve">median and IQR</w:t>
@@ -4256,25 +4266,25 @@
                 <w:rFonts w:ascii="Avenir Next" w:hAnsi="Avenir Next" w:cs="Avenir Next" w:eastAsia="Avenir Next"/>
                 <w:b/>
                 <w:color w:val="003A70"/>
+                <w:sz w:val="22"/>
+                <w:szCs w:val="19"/>
+              </w:rPr>
+              <w:t xml:space="preserve">C</w:t>
+            </w:r>
+            <w:r>
+              <w:rPr>
+                <w:rFonts w:ascii="Avenir Next" w:hAnsi="Avenir Next" w:cs="Avenir Next" w:eastAsia="Avenir Next"/>
+                <w:color w:val="1A1A1A"/>
                 <w:sz w:val="19"/>
                 <w:szCs w:val="19"/>
               </w:rPr>
-              <w:t xml:space="preserve">C</w:t>
-            </w:r>
-            <w:r>
-              <w:rPr>
-                <w:rFonts w:ascii="Avenir Next" w:hAnsi="Avenir Next" w:cs="Avenir Next" w:eastAsia="Avenir Next"/>
-                <w:color w:val="1A1A1A"/>
-                <w:sz w:val="19"/>
-                <w:szCs w:val="19"/>
-              </w:rPr>
               <w:tab/>
             </w:r>
             <w:r>
               <w:rPr>
                 <w:rFonts w:ascii="Avenir Next" w:hAnsi="Avenir Next" w:cs="Avenir Next" w:eastAsia="Avenir Next"/>
                 <w:color w:val="1A1A1A"/>
-                <w:sz w:val="19"/>
+                <w:sz w:val="22"/>
                 <w:szCs w:val="19"/>
               </w:rPr>
               <w:t xml:space="preserve">mean and IQR</w:t>
@@ -4299,25 +4309,25 @@
                 <w:rFonts w:ascii="Avenir Next" w:hAnsi="Avenir Next" w:cs="Avenir Next" w:eastAsia="Avenir Next"/>
                 <w:b/>
                 <w:color w:val="003A70"/>
+                <w:sz w:val="22"/>
+                <w:szCs w:val="19"/>
+              </w:rPr>
+              <w:t xml:space="preserve">D</w:t>
+            </w:r>
+            <w:r>
+              <w:rPr>
+                <w:rFonts w:ascii="Avenir Next" w:hAnsi="Avenir Next" w:cs="Avenir Next" w:eastAsia="Avenir Next"/>
+                <w:color w:val="1A1A1A"/>
                 <w:sz w:val="19"/>
                 <w:szCs w:val="19"/>
               </w:rPr>
-              <w:t xml:space="preserve">D</w:t>
-            </w:r>
-            <w:r>
-              <w:rPr>
-                <w:rFonts w:ascii="Avenir Next" w:hAnsi="Avenir Next" w:cs="Avenir Next" w:eastAsia="Avenir Next"/>
-                <w:color w:val="1A1A1A"/>
-                <w:sz w:val="19"/>
-                <w:szCs w:val="19"/>
-              </w:rPr>
               <w:tab/>
             </w:r>
             <w:r>
               <w:rPr>
                 <w:rFonts w:ascii="Avenir Next" w:hAnsi="Avenir Next" w:cs="Avenir Next" w:eastAsia="Avenir Next"/>
                 <w:color w:val="1A1A1A"/>
-                <w:sz w:val="19"/>
+                <w:sz w:val="22"/>
                 <w:szCs w:val="19"/>
               </w:rPr>
               <w:t xml:space="preserve">median and MAD</w:t>
@@ -4375,6 +4385,7 @@
           </w:tcPr>
           <w:p>
             <w:pPr>
+              <w:pStyle w:val="Heading2"/>
               <w:spacing w:before="0" w:after="0" w:line="240" w:lineRule="auto"/>
             </w:pPr>
             <w:r>
@@ -4412,7 +4423,7 @@
               <w:rPr>
                 <w:rFonts w:ascii="Avenir Next" w:hAnsi="Avenir Next" w:cs="Avenir Next" w:eastAsia="Avenir Next"/>
                 <w:color w:val="1A1A1A"/>
-                <w:sz w:val="17"/>
+                <w:sz w:val="22"/>
                 <w:szCs w:val="17"/>
               </w:rPr>
               <w:t xml:space="preserve">  I can do this on my own</w:t>
@@ -4441,7 +4452,7 @@
               <w:rPr>
                 <w:rFonts w:ascii="Avenir Next" w:hAnsi="Avenir Next" w:cs="Avenir Next" w:eastAsia="Avenir Next"/>
                 <w:color w:val="1A1A1A"/>
-                <w:sz w:val="17"/>
+                <w:sz w:val="22"/>
                 <w:szCs w:val="17"/>
               </w:rPr>
               <w:t xml:space="preserve">  I need a little help</w:t>
@@ -4470,7 +4481,7 @@
               <w:rPr>
                 <w:rFonts w:ascii="Avenir Next" w:hAnsi="Avenir Next" w:cs="Avenir Next" w:eastAsia="Avenir Next"/>
                 <w:color w:val="1A1A1A"/>
-                <w:sz w:val="17"/>
+                <w:sz w:val="22"/>
                 <w:szCs w:val="17"/>
               </w:rPr>
               <w:t xml:space="preserve">  I have a question about #</w:t>
@@ -4508,7 +4519,7 @@
         <w:rPr>
           <w:rFonts w:ascii="Avenir Next" w:hAnsi="Avenir Next" w:cs="Avenir Next" w:eastAsia="Avenir Next"/>
           <w:color w:val="5A5F66"/>
-          <w:sz w:val="17"/>
+          <w:sz w:val="22"/>
           <w:szCs w:val="17"/>
         </w:rPr>
         <w:t xml:space="preserve">Ask someone at home: for the prices of all cars on a street, would you report the mean or the median? Why?</w:t>
@@ -4602,7 +4613,106 @@
               <w:sz w:val="15"/>
               <w:szCs w:val="15"/>
             </w:rPr>
-            <w:t xml:space="preserve">Lesson 2-10  ·  Homework Packet</w:t>
+            <w:t xml:space="preserve">2-10 · Page </w:t>
+          </w:r>
+          <w:r>
+            <w:rPr>
+              <w:rFonts w:ascii="Avenir Next" w:hAnsi="Avenir Next" w:cs="Avenir Next" w:eastAsia="Avenir Next"/>
+              <w:color w:val="5A5F66"/>
+              <w:sz w:val="15"/>
+              <w:szCs w:val="15"/>
+            </w:rPr>
+            <w:fldChar w:fldCharType="begin"/>
+          </w:r>
+          <w:r>
+            <w:rPr>
+              <w:rFonts w:ascii="Avenir Next" w:hAnsi="Avenir Next" w:cs="Avenir Next" w:eastAsia="Avenir Next"/>
+              <w:color w:val="5A5F66"/>
+              <w:sz w:val="15"/>
+              <w:szCs w:val="15"/>
+            </w:rPr>
+            <w:instrText xml:space="preserve"> PAGE </w:instrText>
+          </w:r>
+          <w:r>
+            <w:rPr>
+              <w:rFonts w:ascii="Avenir Next" w:hAnsi="Avenir Next" w:cs="Avenir Next" w:eastAsia="Avenir Next"/>
+              <w:color w:val="5A5F66"/>
+              <w:sz w:val="15"/>
+              <w:szCs w:val="15"/>
+            </w:rPr>
+            <w:fldChar w:fldCharType="separate"/>
+          </w:r>
+          <w:r>
+            <w:rPr>
+              <w:rFonts w:ascii="Avenir Next" w:hAnsi="Avenir Next" w:cs="Avenir Next" w:eastAsia="Avenir Next"/>
+              <w:color w:val="5A5F66"/>
+              <w:sz w:val="15"/>
+              <w:szCs w:val="15"/>
+            </w:rPr>
+            <w:t xml:space="preserve">1</w:t>
+          </w:r>
+          <w:r>
+            <w:rPr>
+              <w:rFonts w:ascii="Avenir Next" w:hAnsi="Avenir Next" w:cs="Avenir Next" w:eastAsia="Avenir Next"/>
+              <w:color w:val="5A5F66"/>
+              <w:sz w:val="15"/>
+              <w:szCs w:val="15"/>
+            </w:rPr>
+            <w:fldChar w:fldCharType="end"/>
+          </w:r>
+          <w:r>
+            <w:rPr>
+              <w:rFonts w:ascii="Avenir Next" w:hAnsi="Avenir Next" w:cs="Avenir Next" w:eastAsia="Avenir Next"/>
+              <w:color w:val="5A5F66"/>
+              <w:sz w:val="15"/>
+              <w:szCs w:val="15"/>
+            </w:rPr>
+            <w:t xml:space="preserve"> of </w:t>
+          </w:r>
+          <w:r>
+            <w:rPr>
+              <w:rFonts w:ascii="Avenir Next" w:hAnsi="Avenir Next" w:cs="Avenir Next" w:eastAsia="Avenir Next"/>
+              <w:color w:val="5A5F66"/>
+              <w:sz w:val="15"/>
+              <w:szCs w:val="15"/>
+            </w:rPr>
+            <w:fldChar w:fldCharType="begin"/>
+          </w:r>
+          <w:r>
+            <w:rPr>
+              <w:rFonts w:ascii="Avenir Next" w:hAnsi="Avenir Next" w:cs="Avenir Next" w:eastAsia="Avenir Next"/>
+              <w:color w:val="5A5F66"/>
+              <w:sz w:val="15"/>
+              <w:szCs w:val="15"/>
+            </w:rPr>
+            <w:instrText xml:space="preserve"> NUMPAGES </w:instrText>
+          </w:r>
+          <w:r>
+            <w:rPr>
+              <w:rFonts w:ascii="Avenir Next" w:hAnsi="Avenir Next" w:cs="Avenir Next" w:eastAsia="Avenir Next"/>
+              <w:color w:val="5A5F66"/>
+              <w:sz w:val="15"/>
+              <w:szCs w:val="15"/>
+            </w:rPr>
+            <w:fldChar w:fldCharType="separate"/>
+          </w:r>
+          <w:r>
+            <w:rPr>
+              <w:rFonts w:ascii="Avenir Next" w:hAnsi="Avenir Next" w:cs="Avenir Next" w:eastAsia="Avenir Next"/>
+              <w:color w:val="5A5F66"/>
+              <w:sz w:val="15"/>
+              <w:szCs w:val="15"/>
+            </w:rPr>
+            <w:t xml:space="preserve">1</w:t>
+          </w:r>
+          <w:r>
+            <w:rPr>
+              <w:rFonts w:ascii="Avenir Next" w:hAnsi="Avenir Next" w:cs="Avenir Next" w:eastAsia="Avenir Next"/>
+              <w:color w:val="5A5F66"/>
+              <w:sz w:val="15"/>
+              <w:szCs w:val="15"/>
+            </w:rPr>
+            <w:fldChar w:fldCharType="end"/>
           </w:r>
         </w:p>
       </w:tc>
@@ -4645,5 +4755,23 @@
       </w:tblCellMar>
     </w:tblPr>
   </w:style>
+  <w:style w:type="paragraph" w:styleId="Heading1">
+    <w:name w:val="heading 1"/>
+    <w:basedOn w:val="Normal"/>
+    <w:pPr>
+      <w:outlineLvl w:val="0"/>
+      <w:keepNext w:val="0"/>
+      <w:keepLines w:val="0"/>
+    </w:pPr>
+  </w:style>
+  <w:style w:type="paragraph" w:styleId="Heading2">
+    <w:name w:val="heading 2"/>
+    <w:basedOn w:val="Normal"/>
+    <w:pPr>
+      <w:outlineLvl w:val="1"/>
+      <w:keepNext w:val="0"/>
+      <w:keepLines w:val="0"/>
+    </w:pPr>
+  </w:style>
 </w:styles>
 </file>